--- a/8th sem/BI/BIU01.docx
+++ b/8th sem/BI/BIU01.docx
@@ -33,13 +33,6 @@
       </w:r>
     </w:p>
     <w:p>
-      <w:r>
-        <w:pict w14:anchorId="19531C0D">
-          <v:rect id="_x0000_i1217" style="width:0;height:1.5pt" o:hralign="center" o:hrstd="t" o:hr="t" fillcolor="#a0a0a0" stroked="f"/>
-        </w:pict>
-      </w:r>
-    </w:p>
-    <w:p>
       <w:pPr>
         <w:rPr>
           <w:b/>
@@ -78,13 +71,6 @@
       </w:r>
     </w:p>
     <w:p>
-      <w:r>
-        <w:pict w14:anchorId="2467D798">
-          <v:rect id="_x0000_i1218" style="width:0;height:1.5pt" o:hralign="center" o:hrstd="t" o:hr="t" fillcolor="#a0a0a0" stroked="f"/>
-        </w:pict>
-      </w:r>
-    </w:p>
-    <w:p>
       <w:pPr>
         <w:rPr>
           <w:b/>
@@ -110,13 +96,6 @@
       </w:r>
     </w:p>
     <w:p>
-      <w:r>
-        <w:pict w14:anchorId="3EC6B6E3">
-          <v:rect id="_x0000_i1219" style="width:0;height:1.5pt" o:hralign="center" o:hrstd="t" o:hr="t" fillcolor="#a0a0a0" stroked="f"/>
-        </w:pict>
-      </w:r>
-    </w:p>
-    <w:p>
       <w:pPr>
         <w:rPr>
           <w:b/>
@@ -238,13 +217,6 @@
       </w:pPr>
       <w:r>
         <w:t>Forecast future outcomes</w:t>
-      </w:r>
-    </w:p>
-    <w:p>
-      <w:r>
-        <w:pict w14:anchorId="6863060B">
-          <v:rect id="_x0000_i1220" style="width:0;height:1.5pt" o:hralign="center" o:hrstd="t" o:hr="t" fillcolor="#a0a0a0" stroked="f"/>
-        </w:pict>
       </w:r>
     </w:p>
     <w:p>
@@ -305,13 +277,6 @@
       <w:r>
         <w:br/>
         <w:t>Example: Inventory restocking</w:t>
-      </w:r>
-    </w:p>
-    <w:p>
-      <w:r>
-        <w:pict w14:anchorId="39EBBD32">
-          <v:rect id="_x0000_i1221" style="width:0;height:1.5pt" o:hralign="center" o:hrstd="t" o:hr="t" fillcolor="#a0a0a0" stroked="f"/>
-        </w:pict>
       </w:r>
     </w:p>
     <w:p>
@@ -460,9 +425,6 @@
               </m:r>
             </m:den>
           </m:f>
-          <m:r>
-            <w:br/>
-          </m:r>
         </m:oMath>
       </m:oMathPara>
     </w:p>
@@ -604,9 +566,6 @@
               </m:r>
             </m:den>
           </m:f>
-          <m:r>
-            <w:br/>
-          </m:r>
         </m:oMath>
       </m:oMathPara>
     </w:p>
@@ -662,9 +621,6 @@
               </m:sSup>
             </m:e>
           </m:rad>
-          <m:r>
-            <w:br/>
-          </m:r>
         </m:oMath>
       </m:oMathPara>
     </w:p>
@@ -704,13 +660,6 @@
       </w:pPr>
       <w:r>
         <w:t>Risk assessment</w:t>
-      </w:r>
-    </w:p>
-    <w:p>
-      <w:r>
-        <w:pict w14:anchorId="23C601E7">
-          <v:rect id="_x0000_i1222" style="width:0;height:1.5pt" o:hralign="center" o:hrstd="t" o:hr="t" fillcolor="#a0a0a0" stroked="f"/>
-        </w:pict>
       </w:r>
     </w:p>
     <w:p>
@@ -742,42 +691,6 @@
               <m:nor/>
             </m:rPr>
             <m:t xml:space="preserve"> </m:t>
-          </m:r>
-          <m:r>
-            <m:rPr>
-              <m:nor/>
-            </m:rPr>
-            <w:tab/>
-          </m:r>
-          <m:r>
-            <m:rPr>
-              <m:nor/>
-            </m:rPr>
-            <w:tab/>
-          </m:r>
-          <m:r>
-            <m:rPr>
-              <m:nor/>
-            </m:rPr>
-            <w:tab/>
-          </m:r>
-          <m:r>
-            <m:rPr>
-              <m:nor/>
-            </m:rPr>
-            <w:tab/>
-          </m:r>
-          <m:r>
-            <m:rPr>
-              <m:nor/>
-            </m:rPr>
-            <w:tab/>
-          </m:r>
-          <m:r>
-            <m:rPr>
-              <m:nor/>
-            </m:rPr>
-            <w:tab/>
           </m:r>
           <m:r>
             <w:rPr>
@@ -807,54 +720,6 @@
                 <m:t xml:space="preserve"> </m:t>
               </m:r>
               <m:r>
-                <m:rPr>
-                  <m:nor/>
-                </m:rPr>
-                <w:tab/>
-              </m:r>
-              <m:r>
-                <m:rPr>
-                  <m:nor/>
-                </m:rPr>
-                <w:tab/>
-              </m:r>
-              <m:r>
-                <m:rPr>
-                  <m:nor/>
-                </m:rPr>
-                <w:tab/>
-              </m:r>
-              <m:r>
-                <m:rPr>
-                  <m:nor/>
-                </m:rPr>
-                <w:tab/>
-              </m:r>
-              <m:r>
-                <m:rPr>
-                  <m:nor/>
-                </m:rPr>
-                <w:tab/>
-              </m:r>
-              <m:r>
-                <m:rPr>
-                  <m:nor/>
-                </m:rPr>
-                <w:tab/>
-              </m:r>
-              <m:r>
-                <m:rPr>
-                  <m:nor/>
-                </m:rPr>
-                <w:tab/>
-              </m:r>
-              <m:r>
-                <m:rPr>
-                  <m:nor/>
-                </m:rPr>
-                <w:tab/>
-              </m:r>
-              <m:r>
                 <w:rPr>
                   <w:rFonts w:ascii="Cambria Math" w:hAnsi="Cambria Math"/>
                 </w:rPr>
@@ -865,54 +730,6 @@
                   <m:nor/>
                 </m:rPr>
                 <m:t xml:space="preserve"> </m:t>
-              </m:r>
-              <m:r>
-                <m:rPr>
-                  <m:nor/>
-                </m:rPr>
-                <w:tab/>
-              </m:r>
-              <m:r>
-                <m:rPr>
-                  <m:nor/>
-                </m:rPr>
-                <w:tab/>
-              </m:r>
-              <m:r>
-                <m:rPr>
-                  <m:nor/>
-                </m:rPr>
-                <w:tab/>
-              </m:r>
-              <m:r>
-                <m:rPr>
-                  <m:nor/>
-                </m:rPr>
-                <w:tab/>
-              </m:r>
-              <m:r>
-                <m:rPr>
-                  <m:nor/>
-                </m:rPr>
-                <w:tab/>
-              </m:r>
-              <m:r>
-                <m:rPr>
-                  <m:nor/>
-                </m:rPr>
-                <w:tab/>
-              </m:r>
-              <m:r>
-                <m:rPr>
-                  <m:nor/>
-                </m:rPr>
-                <w:tab/>
-              </m:r>
-              <m:r>
-                <m:rPr>
-                  <m:nor/>
-                </m:rPr>
-                <w:tab/>
               </m:r>
               <m:r>
                 <w:rPr>
@@ -935,54 +752,6 @@
                 <m:t xml:space="preserve"> </m:t>
               </m:r>
               <m:r>
-                <m:rPr>
-                  <m:nor/>
-                </m:rPr>
-                <w:tab/>
-              </m:r>
-              <m:r>
-                <m:rPr>
-                  <m:nor/>
-                </m:rPr>
-                <w:tab/>
-              </m:r>
-              <m:r>
-                <m:rPr>
-                  <m:nor/>
-                </m:rPr>
-                <w:tab/>
-              </m:r>
-              <m:r>
-                <m:rPr>
-                  <m:nor/>
-                </m:rPr>
-                <w:tab/>
-              </m:r>
-              <m:r>
-                <m:rPr>
-                  <m:nor/>
-                </m:rPr>
-                <w:tab/>
-              </m:r>
-              <m:r>
-                <m:rPr>
-                  <m:nor/>
-                </m:rPr>
-                <w:tab/>
-              </m:r>
-              <m:r>
-                <m:rPr>
-                  <m:nor/>
-                </m:rPr>
-                <w:tab/>
-              </m:r>
-              <m:r>
-                <m:rPr>
-                  <m:nor/>
-                </m:rPr>
-                <w:tab/>
-              </m:r>
-              <m:r>
                 <w:rPr>
                   <w:rFonts w:ascii="Cambria Math" w:hAnsi="Cambria Math"/>
                 </w:rPr>
@@ -996,12 +765,6 @@
             </w:rPr>
             <m:t>×100</m:t>
           </m:r>
-          <m:r>
-            <w:rPr>
-              <w:i/>
-            </w:rPr>
-            <w:br/>
-          </m:r>
         </m:oMath>
       </m:oMathPara>
     </w:p>
@@ -1041,13 +804,6 @@
       </w:pPr>
       <w:r>
         <w:t>Profit growth</w:t>
-      </w:r>
-    </w:p>
-    <w:p>
-      <w:r>
-        <w:pict w14:anchorId="7E43D37B">
-          <v:rect id="_x0000_i1223" style="width:0;height:1.5pt" o:hralign="center" o:hrstd="t" o:hr="t" fillcolor="#a0a0a0" stroked="f"/>
-        </w:pict>
       </w:r>
     </w:p>
     <w:p>
@@ -1072,14 +828,7 @@
             <w:rPr>
               <w:rFonts w:ascii="Cambria Math" w:hAnsi="Cambria Math"/>
             </w:rPr>
-            <w:lastRenderedPageBreak/>
             <m:t>Y=a+bX</m:t>
-          </m:r>
-          <m:r>
-            <w:rPr>
-              <w:i/>
-            </w:rPr>
-            <w:br/>
           </m:r>
         </m:oMath>
       </m:oMathPara>
@@ -1139,9 +888,202 @@
       </w:r>
     </w:p>
     <w:p>
-      <w:r>
-        <w:pict w14:anchorId="0B150A5A">
-          <v:rect id="_x0000_i1224" style="width:0;height:1.5pt" o:hralign="center" o:hrstd="t" o:hr="t" fillcolor="#a0a0a0" stroked="f"/>
+      <w:pPr>
+        <w:rPr>
+          <w:b/>
+          <w:bCs/>
+        </w:rPr>
+      </w:pPr>
+      <w:r>
+        <w:rPr>
+          <w:b/>
+          <w:bCs/>
+        </w:rPr>
+        <w:t>1.6 Assumptions in Business Intelligence</w:t>
+      </w:r>
+    </w:p>
+    <w:p>
+      <w:pPr>
+        <w:numPr>
+          <w:ilvl w:val="0"/>
+          <w:numId w:val="7"/>
+        </w:numPr>
+      </w:pPr>
+      <w:r>
+        <w:t>Data collected is accurate and reliable</w:t>
+      </w:r>
+    </w:p>
+    <w:p>
+      <w:pPr>
+        <w:numPr>
+          <w:ilvl w:val="0"/>
+          <w:numId w:val="7"/>
+        </w:numPr>
+      </w:pPr>
+      <w:r>
+        <w:t>Historical data can indicate future trends</w:t>
+      </w:r>
+    </w:p>
+    <w:p>
+      <w:pPr>
+        <w:numPr>
+          <w:ilvl w:val="0"/>
+          <w:numId w:val="7"/>
+        </w:numPr>
+      </w:pPr>
+      <w:r>
+        <w:t>Data sources are consistent</w:t>
+      </w:r>
+    </w:p>
+    <w:p>
+      <w:pPr>
+        <w:numPr>
+          <w:ilvl w:val="0"/>
+          <w:numId w:val="7"/>
+        </w:numPr>
+      </w:pPr>
+      <w:r>
+        <w:lastRenderedPageBreak/>
+        <w:t>Proper data cleaning is performed</w:t>
+      </w:r>
+    </w:p>
+    <w:p>
+      <w:pPr>
+        <w:rPr>
+          <w:b/>
+          <w:bCs/>
+        </w:rPr>
+      </w:pPr>
+      <w:r>
+        <w:rPr>
+          <w:b/>
+          <w:bCs/>
+        </w:rPr>
+        <w:t>1.7 Real-World Applications</w:t>
+      </w:r>
+    </w:p>
+    <w:p>
+      <w:r>
+        <w:t>Retail Industry:</w:t>
+      </w:r>
+    </w:p>
+    <w:p>
+      <w:pPr>
+        <w:numPr>
+          <w:ilvl w:val="0"/>
+          <w:numId w:val="8"/>
+        </w:numPr>
+      </w:pPr>
+      <w:r>
+        <w:t>Sales trend analysis</w:t>
+      </w:r>
+    </w:p>
+    <w:p>
+      <w:pPr>
+        <w:numPr>
+          <w:ilvl w:val="0"/>
+          <w:numId w:val="8"/>
+        </w:numPr>
+      </w:pPr>
+      <w:r>
+        <w:t xml:space="preserve">Customer purchase </w:t>
+      </w:r>
+      <w:proofErr w:type="spellStart"/>
+      <w:r>
+        <w:t>behavior</w:t>
+      </w:r>
+      <w:proofErr w:type="spellEnd"/>
+    </w:p>
+    <w:p>
+      <w:r>
+        <w:t>Banking:</w:t>
+      </w:r>
+    </w:p>
+    <w:p>
+      <w:pPr>
+        <w:numPr>
+          <w:ilvl w:val="0"/>
+          <w:numId w:val="9"/>
+        </w:numPr>
+      </w:pPr>
+      <w:r>
+        <w:t>Fraud detection</w:t>
+      </w:r>
+    </w:p>
+    <w:p>
+      <w:pPr>
+        <w:numPr>
+          <w:ilvl w:val="0"/>
+          <w:numId w:val="9"/>
+        </w:numPr>
+      </w:pPr>
+      <w:r>
+        <w:t xml:space="preserve">Risk </w:t>
+      </w:r>
+      <w:proofErr w:type="spellStart"/>
+      <w:r>
+        <w:t>modeling</w:t>
+      </w:r>
+      <w:proofErr w:type="spellEnd"/>
+    </w:p>
+    <w:p>
+      <w:r>
+        <w:t>Healthcare:</w:t>
+      </w:r>
+    </w:p>
+    <w:p>
+      <w:pPr>
+        <w:numPr>
+          <w:ilvl w:val="0"/>
+          <w:numId w:val="10"/>
+        </w:numPr>
+      </w:pPr>
+      <w:r>
+        <w:t>Patient data analysis</w:t>
+      </w:r>
+    </w:p>
+    <w:p>
+      <w:pPr>
+        <w:numPr>
+          <w:ilvl w:val="0"/>
+          <w:numId w:val="10"/>
+        </w:numPr>
+      </w:pPr>
+      <w:r>
+        <w:t>Resource allocation</w:t>
+      </w:r>
+    </w:p>
+    <w:p>
+      <w:r>
+        <w:t>Manufacturing:</w:t>
+      </w:r>
+    </w:p>
+    <w:p>
+      <w:pPr>
+        <w:numPr>
+          <w:ilvl w:val="0"/>
+          <w:numId w:val="11"/>
+        </w:numPr>
+      </w:pPr>
+      <w:r>
+        <w:t>Demand forecasting</w:t>
+      </w:r>
+    </w:p>
+    <w:p>
+      <w:pPr>
+        <w:numPr>
+          <w:ilvl w:val="0"/>
+          <w:numId w:val="11"/>
+        </w:numPr>
+      </w:pPr>
+      <w:r>
+        <w:t>Supply chain optimization</w:t>
+      </w:r>
+    </w:p>
+    <w:p>
+      <w:r>
+        <w:pict w14:anchorId="078F7FD1">
+          <v:rect id="_x0000_i1034" style="width:0;height:1.5pt" o:hralign="center" o:hrstd="t" o:hr="t" fillcolor="#a0a0a0" stroked="f"/>
         </w:pict>
       </w:r>
     </w:p>
@@ -1157,57 +1099,68 @@
           <w:b/>
           <w:bCs/>
         </w:rPr>
-        <w:t>1.6 Assumptions in Business Intelligence</w:t>
-      </w:r>
-    </w:p>
-    <w:p>
-      <w:pPr>
-        <w:numPr>
-          <w:ilvl w:val="0"/>
-          <w:numId w:val="7"/>
-        </w:numPr>
-      </w:pPr>
-      <w:r>
-        <w:t>Data collected is accurate and reliable</w:t>
-      </w:r>
-    </w:p>
-    <w:p>
-      <w:pPr>
-        <w:numPr>
-          <w:ilvl w:val="0"/>
-          <w:numId w:val="7"/>
-        </w:numPr>
-      </w:pPr>
-      <w:r>
-        <w:t>Historical data can indicate future trends</w:t>
-      </w:r>
-    </w:p>
-    <w:p>
-      <w:pPr>
-        <w:numPr>
-          <w:ilvl w:val="0"/>
-          <w:numId w:val="7"/>
-        </w:numPr>
-      </w:pPr>
-      <w:r>
-        <w:t>Data sources are consistent</w:t>
-      </w:r>
-    </w:p>
-    <w:p>
-      <w:pPr>
-        <w:numPr>
-          <w:ilvl w:val="0"/>
-          <w:numId w:val="7"/>
-        </w:numPr>
-      </w:pPr>
-      <w:r>
-        <w:t>Proper data cleaning is performed</w:t>
-      </w:r>
-    </w:p>
-    <w:p>
-      <w:r>
-        <w:pict w14:anchorId="413ACB21">
-          <v:rect id="_x0000_i1225" style="width:0;height:1.5pt" o:hralign="center" o:hrstd="t" o:hr="t" fillcolor="#a0a0a0" stroked="f"/>
+        <w:t>1.8 Advantages (One Line Each)</w:t>
+      </w:r>
+    </w:p>
+    <w:p>
+      <w:pPr>
+        <w:numPr>
+          <w:ilvl w:val="0"/>
+          <w:numId w:val="12"/>
+        </w:numPr>
+      </w:pPr>
+      <w:r>
+        <w:t>Improves quality of decision-making</w:t>
+      </w:r>
+    </w:p>
+    <w:p>
+      <w:pPr>
+        <w:numPr>
+          <w:ilvl w:val="0"/>
+          <w:numId w:val="12"/>
+        </w:numPr>
+      </w:pPr>
+      <w:r>
+        <w:t>Enables data-driven strategies</w:t>
+      </w:r>
+    </w:p>
+    <w:p>
+      <w:pPr>
+        <w:numPr>
+          <w:ilvl w:val="0"/>
+          <w:numId w:val="12"/>
+        </w:numPr>
+      </w:pPr>
+      <w:r>
+        <w:t>Identifies business opportunities</w:t>
+      </w:r>
+    </w:p>
+    <w:p>
+      <w:pPr>
+        <w:numPr>
+          <w:ilvl w:val="0"/>
+          <w:numId w:val="12"/>
+        </w:numPr>
+      </w:pPr>
+      <w:r>
+        <w:t>Enhances operational efficiency</w:t>
+      </w:r>
+    </w:p>
+    <w:p>
+      <w:pPr>
+        <w:numPr>
+          <w:ilvl w:val="0"/>
+          <w:numId w:val="12"/>
+        </w:numPr>
+      </w:pPr>
+      <w:r>
+        <w:t>Supports performance monitoring</w:t>
+      </w:r>
+    </w:p>
+    <w:p>
+      <w:r>
+        <w:pict w14:anchorId="27272BB3">
+          <v:rect id="_x0000_i1035" style="width:0;height:1.5pt" o:hralign="center" o:hrstd="t" o:hr="t" fillcolor="#a0a0a0" stroked="f"/>
         </w:pict>
       </w:r>
     </w:p>
@@ -1223,131 +1176,382 @@
           <w:b/>
           <w:bCs/>
         </w:rPr>
-        <w:t>1.7 Real-World Applications</w:t>
-      </w:r>
-    </w:p>
-    <w:p>
-      <w:r>
-        <w:t>Retail Industry:</w:t>
-      </w:r>
-    </w:p>
-    <w:p>
-      <w:pPr>
-        <w:numPr>
-          <w:ilvl w:val="0"/>
-          <w:numId w:val="8"/>
-        </w:numPr>
-      </w:pPr>
-      <w:r>
-        <w:t>Sales trend analysis</w:t>
-      </w:r>
-    </w:p>
-    <w:p>
-      <w:pPr>
-        <w:numPr>
-          <w:ilvl w:val="0"/>
-          <w:numId w:val="8"/>
-        </w:numPr>
-      </w:pPr>
-      <w:r>
-        <w:t xml:space="preserve">Customer purchase </w:t>
+        <w:t>1.9 Disadvantages (One Line Each)</w:t>
+      </w:r>
+    </w:p>
+    <w:p>
+      <w:pPr>
+        <w:numPr>
+          <w:ilvl w:val="0"/>
+          <w:numId w:val="13"/>
+        </w:numPr>
+      </w:pPr>
+      <w:r>
+        <w:t>High initial implementation cost</w:t>
+      </w:r>
+    </w:p>
+    <w:p>
+      <w:pPr>
+        <w:numPr>
+          <w:ilvl w:val="0"/>
+          <w:numId w:val="13"/>
+        </w:numPr>
+      </w:pPr>
+      <w:r>
+        <w:t>Requires skilled manpower</w:t>
+      </w:r>
+    </w:p>
+    <w:p>
+      <w:pPr>
+        <w:numPr>
+          <w:ilvl w:val="0"/>
+          <w:numId w:val="13"/>
+        </w:numPr>
+      </w:pPr>
+      <w:r>
+        <w:t>Dependent on data quality</w:t>
+      </w:r>
+    </w:p>
+    <w:p>
+      <w:pPr>
+        <w:numPr>
+          <w:ilvl w:val="0"/>
+          <w:numId w:val="13"/>
+        </w:numPr>
+      </w:pPr>
+      <w:r>
+        <w:t>Security and privacy risks</w:t>
+      </w:r>
+    </w:p>
+    <w:p>
+      <w:pPr>
+        <w:numPr>
+          <w:ilvl w:val="0"/>
+          <w:numId w:val="13"/>
+        </w:numPr>
+      </w:pPr>
+      <w:r>
+        <w:t>Complex system integration</w:t>
+      </w:r>
+    </w:p>
+    <w:p>
+      <w:r>
+        <w:pict w14:anchorId="24C44367">
+          <v:rect id="_x0000_i1036" style="width:0;height:1.5pt" o:hralign="center" o:hrstd="t" o:hr="t" fillcolor="#a0a0a0" stroked="f"/>
+        </w:pict>
+      </w:r>
+    </w:p>
+    <w:p>
+      <w:pPr>
+        <w:rPr>
+          <w:b/>
+          <w:bCs/>
+        </w:rPr>
+      </w:pPr>
+      <w:r>
+        <w:rPr>
+          <w:b/>
+          <w:bCs/>
+        </w:rPr>
+        <w:t>1.10 Conclusion</w:t>
+      </w:r>
+    </w:p>
+    <w:p>
+      <w:r>
+        <w:t>Business Intelligence is a powerful decision-support system that integrates data collection, storage, analysis, and visualization to provide meaningful insights. It forms the backbone of modern data-driven organizations.</w:t>
+      </w:r>
+    </w:p>
+    <w:p>
+      <w:r>
+        <w:pict w14:anchorId="185A83F0">
+          <v:rect id="_x0000_i1037" style="width:0;height:1.5pt" o:hralign="center" o:hrstd="t" o:hr="t" fillcolor="#a0a0a0" stroked="f"/>
+        </w:pict>
+      </w:r>
+    </w:p>
+    <w:p>
+      <w:pPr>
+        <w:rPr>
+          <w:b/>
+          <w:bCs/>
+        </w:rPr>
+      </w:pPr>
+      <w:r>
+        <w:rPr>
+          <w:b/>
+          <w:bCs/>
+        </w:rPr>
+        <w:t>2️</w:t>
+      </w:r>
+      <w:r>
+        <w:rPr>
+          <w:rFonts w:ascii="Segoe UI Symbol" w:hAnsi="Segoe UI Symbol" w:cs="Segoe UI Symbol"/>
+          <w:b/>
+          <w:bCs/>
+        </w:rPr>
+        <w:t>⃣</w:t>
+      </w:r>
+      <w:r>
+        <w:rPr>
+          <w:b/>
+          <w:bCs/>
+        </w:rPr>
+        <w:t xml:space="preserve"> Brief History of Business Intelligence</w:t>
+      </w:r>
+    </w:p>
+    <w:p>
+      <w:r>
+        <w:pict w14:anchorId="63844688">
+          <v:rect id="_x0000_i1038" style="width:0;height:1.5pt" o:hralign="center" o:hrstd="t" o:hr="t" fillcolor="#a0a0a0" stroked="f"/>
+        </w:pict>
+      </w:r>
+    </w:p>
+    <w:p>
+      <w:pPr>
+        <w:rPr>
+          <w:b/>
+          <w:bCs/>
+        </w:rPr>
+      </w:pPr>
+      <w:r>
+        <w:rPr>
+          <w:b/>
+          <w:bCs/>
+        </w:rPr>
+        <w:t>2.1 Early Phase (1960s – Decision Support Systems)</w:t>
+      </w:r>
+    </w:p>
+    <w:p>
+      <w:pPr>
+        <w:numPr>
+          <w:ilvl w:val="0"/>
+          <w:numId w:val="14"/>
+        </w:numPr>
+      </w:pPr>
+      <w:r>
+        <w:t>Introduction of computerized reporting</w:t>
+      </w:r>
+    </w:p>
+    <w:p>
+      <w:pPr>
+        <w:numPr>
+          <w:ilvl w:val="0"/>
+          <w:numId w:val="14"/>
+        </w:numPr>
+      </w:pPr>
+      <w:r>
+        <w:t>Static and basic reports</w:t>
+      </w:r>
+    </w:p>
+    <w:p>
+      <w:pPr>
+        <w:numPr>
+          <w:ilvl w:val="0"/>
+          <w:numId w:val="14"/>
+        </w:numPr>
+      </w:pPr>
+      <w:r>
+        <w:t>Limited data storage</w:t>
+      </w:r>
+    </w:p>
+    <w:p>
+      <w:r>
+        <w:t>These systems were called Decision Support Systems (DSS).</w:t>
+      </w:r>
+    </w:p>
+    <w:p>
+      <w:r>
+        <w:pict w14:anchorId="6492C006">
+          <v:rect id="_x0000_i1039" style="width:0;height:1.5pt" o:hralign="center" o:hrstd="t" o:hr="t" fillcolor="#a0a0a0" stroked="f"/>
+        </w:pict>
+      </w:r>
+    </w:p>
+    <w:p>
+      <w:pPr>
+        <w:rPr>
+          <w:b/>
+          <w:bCs/>
+        </w:rPr>
+      </w:pPr>
+      <w:r>
+        <w:rPr>
+          <w:b/>
+          <w:bCs/>
+        </w:rPr>
+        <w:t>2.2 1980s – Executive Information Systems (EIS)</w:t>
+      </w:r>
+    </w:p>
+    <w:p>
+      <w:pPr>
+        <w:numPr>
+          <w:ilvl w:val="0"/>
+          <w:numId w:val="15"/>
+        </w:numPr>
+      </w:pPr>
+      <w:r>
+        <w:t>Designed for top management</w:t>
+      </w:r>
+    </w:p>
+    <w:p>
+      <w:pPr>
+        <w:numPr>
+          <w:ilvl w:val="0"/>
+          <w:numId w:val="15"/>
+        </w:numPr>
+      </w:pPr>
+      <w:r>
+        <w:t>Introduced graphical dashboards</w:t>
+      </w:r>
+    </w:p>
+    <w:p>
+      <w:pPr>
+        <w:numPr>
+          <w:ilvl w:val="0"/>
+          <w:numId w:val="15"/>
+        </w:numPr>
+      </w:pPr>
+      <w:r>
+        <w:t>Improved reporting systems</w:t>
+      </w:r>
+    </w:p>
+    <w:p>
+      <w:r>
+        <w:t>Limitation: Data volume was still small.</w:t>
+      </w:r>
+    </w:p>
+    <w:p>
+      <w:r>
+        <w:pict w14:anchorId="6CDD803E">
+          <v:rect id="_x0000_i1040" style="width:0;height:1.5pt" o:hralign="center" o:hrstd="t" o:hr="t" fillcolor="#a0a0a0" stroked="f"/>
+        </w:pict>
+      </w:r>
+    </w:p>
+    <w:p>
+      <w:pPr>
+        <w:rPr>
+          <w:b/>
+          <w:bCs/>
+        </w:rPr>
+      </w:pPr>
+      <w:r>
+        <w:rPr>
+          <w:b/>
+          <w:bCs/>
+        </w:rPr>
+        <w:t>2.3 1990s – Data Warehousing &amp; OLAP</w:t>
+      </w:r>
+    </w:p>
+    <w:p>
+      <w:r>
+        <w:t>Major developments:</w:t>
+      </w:r>
+    </w:p>
+    <w:p>
+      <w:pPr>
+        <w:numPr>
+          <w:ilvl w:val="0"/>
+          <w:numId w:val="16"/>
+        </w:numPr>
+      </w:pPr>
+      <w:r>
+        <w:t>Introduction of Data Warehouse</w:t>
+      </w:r>
+    </w:p>
+    <w:p>
+      <w:pPr>
+        <w:numPr>
+          <w:ilvl w:val="0"/>
+          <w:numId w:val="16"/>
+        </w:numPr>
+      </w:pPr>
+      <w:r>
+        <w:t>OLAP (Online Analytical Processing)</w:t>
+      </w:r>
+    </w:p>
+    <w:p>
+      <w:pPr>
+        <w:numPr>
+          <w:ilvl w:val="0"/>
+          <w:numId w:val="16"/>
+        </w:numPr>
+      </w:pPr>
+      <w:r>
+        <w:t>Multidimensional analysis</w:t>
+      </w:r>
+    </w:p>
+    <w:p>
+      <w:r>
+        <w:t>Organizations started storing historical data centrally.</w:t>
+      </w:r>
+    </w:p>
+    <w:p>
+      <w:r>
+        <w:pict w14:anchorId="088DB11B">
+          <v:rect id="_x0000_i1041" style="width:0;height:1.5pt" o:hralign="center" o:hrstd="t" o:hr="t" fillcolor="#a0a0a0" stroked="f"/>
+        </w:pict>
+      </w:r>
+    </w:p>
+    <w:p>
+      <w:pPr>
+        <w:rPr>
+          <w:b/>
+          <w:bCs/>
+        </w:rPr>
+      </w:pPr>
+      <w:r>
+        <w:rPr>
+          <w:b/>
+          <w:bCs/>
+        </w:rPr>
+        <w:t>2.4 2000s – Data Mining and Advanced Analytics</w:t>
+      </w:r>
+    </w:p>
+    <w:p>
+      <w:pPr>
+        <w:numPr>
+          <w:ilvl w:val="0"/>
+          <w:numId w:val="17"/>
+        </w:numPr>
+      </w:pPr>
+      <w:r>
+        <w:t>Pattern detection</w:t>
+      </w:r>
+    </w:p>
+    <w:p>
+      <w:pPr>
+        <w:numPr>
+          <w:ilvl w:val="0"/>
+          <w:numId w:val="17"/>
+        </w:numPr>
+      </w:pPr>
+      <w:r>
+        <w:t xml:space="preserve">Predictive </w:t>
       </w:r>
       <w:proofErr w:type="spellStart"/>
       <w:r>
-        <w:t>behavior</w:t>
+        <w:t>modeling</w:t>
       </w:r>
       <w:proofErr w:type="spellEnd"/>
     </w:p>
     <w:p>
-      <w:r>
-        <w:t>Banking:</w:t>
-      </w:r>
-    </w:p>
-    <w:p>
-      <w:pPr>
-        <w:numPr>
-          <w:ilvl w:val="0"/>
-          <w:numId w:val="9"/>
-        </w:numPr>
-      </w:pPr>
-      <w:r>
-        <w:t>Fraud detection</w:t>
-      </w:r>
-    </w:p>
-    <w:p>
-      <w:pPr>
-        <w:numPr>
-          <w:ilvl w:val="0"/>
-          <w:numId w:val="9"/>
-        </w:numPr>
-      </w:pPr>
-      <w:r>
-        <w:t xml:space="preserve">Risk </w:t>
-      </w:r>
-      <w:proofErr w:type="spellStart"/>
-      <w:r>
-        <w:t>modeling</w:t>
-      </w:r>
-      <w:proofErr w:type="spellEnd"/>
-    </w:p>
-    <w:p>
-      <w:r>
-        <w:t>Healthcare:</w:t>
-      </w:r>
-    </w:p>
-    <w:p>
-      <w:pPr>
-        <w:numPr>
-          <w:ilvl w:val="0"/>
-          <w:numId w:val="10"/>
-        </w:numPr>
-      </w:pPr>
-      <w:r>
-        <w:t>Patient data analysis</w:t>
-      </w:r>
-    </w:p>
-    <w:p>
-      <w:pPr>
-        <w:numPr>
-          <w:ilvl w:val="0"/>
-          <w:numId w:val="10"/>
-        </w:numPr>
-      </w:pPr>
-      <w:r>
-        <w:t>Resource allocation</w:t>
-      </w:r>
-    </w:p>
-    <w:p>
-      <w:r>
-        <w:t>Manufacturing:</w:t>
-      </w:r>
-    </w:p>
-    <w:p>
-      <w:pPr>
-        <w:numPr>
-          <w:ilvl w:val="0"/>
-          <w:numId w:val="11"/>
-        </w:numPr>
-      </w:pPr>
-      <w:r>
-        <w:t>Demand forecasting</w:t>
-      </w:r>
-    </w:p>
-    <w:p>
-      <w:pPr>
-        <w:numPr>
-          <w:ilvl w:val="0"/>
-          <w:numId w:val="11"/>
-        </w:numPr>
-      </w:pPr>
-      <w:r>
-        <w:t>Supply chain optimization</w:t>
-      </w:r>
-    </w:p>
-    <w:p>
-      <w:r>
-        <w:pict w14:anchorId="078F7FD1">
-          <v:rect id="_x0000_i1226" style="width:0;height:1.5pt" o:hralign="center" o:hrstd="t" o:hr="t" fillcolor="#a0a0a0" stroked="f"/>
+      <w:pPr>
+        <w:numPr>
+          <w:ilvl w:val="0"/>
+          <w:numId w:val="17"/>
+        </w:numPr>
+      </w:pPr>
+      <w:r>
+        <w:t>Machine learning integration</w:t>
+      </w:r>
+    </w:p>
+    <w:p>
+      <w:r>
+        <w:t>BI became analytical rather than just reporting-based.</w:t>
+      </w:r>
+    </w:p>
+    <w:p>
+      <w:r>
+        <w:pict w14:anchorId="3ECFFF8C">
+          <v:rect id="_x0000_i1042" style="width:0;height:1.5pt" o:hralign="center" o:hrstd="t" o:hr="t" fillcolor="#a0a0a0" stroked="f"/>
         </w:pict>
       </w:r>
     </w:p>
@@ -1363,531 +1567,63 @@
           <w:b/>
           <w:bCs/>
         </w:rPr>
-        <w:t>1.8 Advantages (One Line Each)</w:t>
-      </w:r>
-    </w:p>
-    <w:p>
-      <w:pPr>
-        <w:numPr>
-          <w:ilvl w:val="0"/>
-          <w:numId w:val="12"/>
-        </w:numPr>
-      </w:pPr>
-      <w:r>
-        <w:t>Improves quality of decision-making</w:t>
-      </w:r>
-    </w:p>
-    <w:p>
-      <w:pPr>
-        <w:numPr>
-          <w:ilvl w:val="0"/>
-          <w:numId w:val="12"/>
-        </w:numPr>
-      </w:pPr>
-      <w:r>
-        <w:t>Enables data-driven strategies</w:t>
-      </w:r>
-    </w:p>
-    <w:p>
-      <w:pPr>
-        <w:numPr>
-          <w:ilvl w:val="0"/>
-          <w:numId w:val="12"/>
-        </w:numPr>
-      </w:pPr>
-      <w:r>
-        <w:t>Identifies business opportunities</w:t>
-      </w:r>
-    </w:p>
-    <w:p>
-      <w:pPr>
-        <w:numPr>
-          <w:ilvl w:val="0"/>
-          <w:numId w:val="12"/>
-        </w:numPr>
-      </w:pPr>
-      <w:r>
-        <w:t>Enhances operational efficiency</w:t>
-      </w:r>
-    </w:p>
-    <w:p>
-      <w:pPr>
-        <w:numPr>
-          <w:ilvl w:val="0"/>
-          <w:numId w:val="12"/>
-        </w:numPr>
-      </w:pPr>
-      <w:r>
-        <w:t>Supports performance monitoring</w:t>
-      </w:r>
-    </w:p>
-    <w:p>
-      <w:r>
-        <w:pict w14:anchorId="27272BB3">
-          <v:rect id="_x0000_i1227" style="width:0;height:1.5pt" o:hralign="center" o:hrstd="t" o:hr="t" fillcolor="#a0a0a0" stroked="f"/>
-        </w:pict>
-      </w:r>
-    </w:p>
-    <w:p>
-      <w:pPr>
-        <w:rPr>
-          <w:b/>
-          <w:bCs/>
-        </w:rPr>
-      </w:pPr>
-      <w:r>
-        <w:rPr>
-          <w:b/>
-          <w:bCs/>
-        </w:rPr>
-        <w:t>1.9 Disadvantages (One Line Each)</w:t>
-      </w:r>
-    </w:p>
-    <w:p>
-      <w:pPr>
-        <w:numPr>
-          <w:ilvl w:val="0"/>
-          <w:numId w:val="13"/>
-        </w:numPr>
-      </w:pPr>
-      <w:r>
-        <w:t>High initial implementation cost</w:t>
-      </w:r>
-    </w:p>
-    <w:p>
-      <w:pPr>
-        <w:numPr>
-          <w:ilvl w:val="0"/>
-          <w:numId w:val="13"/>
-        </w:numPr>
-      </w:pPr>
-      <w:r>
-        <w:t>Requires skilled manpower</w:t>
-      </w:r>
-    </w:p>
-    <w:p>
-      <w:pPr>
-        <w:numPr>
-          <w:ilvl w:val="0"/>
-          <w:numId w:val="13"/>
-        </w:numPr>
-      </w:pPr>
-      <w:r>
-        <w:t>Dependent on data quality</w:t>
-      </w:r>
-    </w:p>
-    <w:p>
-      <w:pPr>
-        <w:numPr>
-          <w:ilvl w:val="0"/>
-          <w:numId w:val="13"/>
-        </w:numPr>
-      </w:pPr>
-      <w:r>
-        <w:t>Security and privacy risks</w:t>
-      </w:r>
-    </w:p>
-    <w:p>
-      <w:pPr>
-        <w:numPr>
-          <w:ilvl w:val="0"/>
-          <w:numId w:val="13"/>
-        </w:numPr>
-      </w:pPr>
-      <w:r>
-        <w:t>Complex system integration</w:t>
-      </w:r>
-    </w:p>
-    <w:p>
-      <w:r>
-        <w:pict w14:anchorId="24C44367">
-          <v:rect id="_x0000_i1228" style="width:0;height:1.5pt" o:hralign="center" o:hrstd="t" o:hr="t" fillcolor="#a0a0a0" stroked="f"/>
-        </w:pict>
-      </w:r>
-    </w:p>
-    <w:p>
-      <w:pPr>
-        <w:rPr>
-          <w:b/>
-          <w:bCs/>
-        </w:rPr>
-      </w:pPr>
-      <w:r>
-        <w:rPr>
-          <w:b/>
-          <w:bCs/>
-        </w:rPr>
-        <w:t>1.10 Conclusion</w:t>
-      </w:r>
-    </w:p>
-    <w:p>
-      <w:r>
-        <w:t>Business Intelligence is a powerful decision-support system that integrates data collection, storage, analysis, and visualization to provide meaningful insights. It forms the backbone of modern data-driven organizations.</w:t>
-      </w:r>
-    </w:p>
-    <w:p>
-      <w:r>
-        <w:pict w14:anchorId="185A83F0">
-          <v:rect id="_x0000_i1229" style="width:0;height:1.5pt" o:hralign="center" o:hrstd="t" o:hr="t" fillcolor="#a0a0a0" stroked="f"/>
-        </w:pict>
-      </w:r>
-    </w:p>
-    <w:p>
-      <w:pPr>
-        <w:rPr>
-          <w:b/>
-          <w:bCs/>
-        </w:rPr>
-      </w:pPr>
-      <w:r>
-        <w:rPr>
-          <w:b/>
-          <w:bCs/>
-        </w:rPr>
-        <w:t>2️</w:t>
-      </w:r>
-      <w:r>
-        <w:rPr>
-          <w:rFonts w:ascii="Segoe UI Symbol" w:hAnsi="Segoe UI Symbol" w:cs="Segoe UI Symbol"/>
-          <w:b/>
-          <w:bCs/>
-        </w:rPr>
-        <w:t>⃣</w:t>
-      </w:r>
-      <w:r>
-        <w:rPr>
-          <w:b/>
-          <w:bCs/>
-        </w:rPr>
-        <w:t xml:space="preserve"> Brief History of Business Intelligence</w:t>
-      </w:r>
-    </w:p>
-    <w:p>
-      <w:r>
-        <w:pict w14:anchorId="63844688">
-          <v:rect id="_x0000_i1230" style="width:0;height:1.5pt" o:hralign="center" o:hrstd="t" o:hr="t" fillcolor="#a0a0a0" stroked="f"/>
-        </w:pict>
-      </w:r>
-    </w:p>
-    <w:p>
-      <w:pPr>
-        <w:rPr>
-          <w:b/>
-          <w:bCs/>
-        </w:rPr>
-      </w:pPr>
-      <w:r>
-        <w:rPr>
-          <w:b/>
-          <w:bCs/>
-        </w:rPr>
-        <w:t>2.1 Early Phase (1960s – Decision Support Systems)</w:t>
-      </w:r>
-    </w:p>
-    <w:p>
-      <w:pPr>
-        <w:numPr>
-          <w:ilvl w:val="0"/>
-          <w:numId w:val="14"/>
-        </w:numPr>
-      </w:pPr>
-      <w:r>
-        <w:t>Introduction of computerized reporting</w:t>
-      </w:r>
-    </w:p>
-    <w:p>
-      <w:pPr>
-        <w:numPr>
-          <w:ilvl w:val="0"/>
-          <w:numId w:val="14"/>
-        </w:numPr>
-      </w:pPr>
-      <w:r>
-        <w:t>Static and basic reports</w:t>
-      </w:r>
-    </w:p>
-    <w:p>
-      <w:pPr>
-        <w:numPr>
-          <w:ilvl w:val="0"/>
-          <w:numId w:val="14"/>
-        </w:numPr>
-      </w:pPr>
-      <w:r>
-        <w:t>Limited data storage</w:t>
-      </w:r>
-    </w:p>
-    <w:p>
-      <w:r>
-        <w:t>These systems were called Decision Support Systems (DSS).</w:t>
-      </w:r>
-    </w:p>
-    <w:p>
-      <w:r>
-        <w:pict w14:anchorId="6492C006">
-          <v:rect id="_x0000_i1231" style="width:0;height:1.5pt" o:hralign="center" o:hrstd="t" o:hr="t" fillcolor="#a0a0a0" stroked="f"/>
-        </w:pict>
-      </w:r>
-    </w:p>
-    <w:p>
-      <w:pPr>
-        <w:rPr>
-          <w:b/>
-          <w:bCs/>
-        </w:rPr>
-      </w:pPr>
-      <w:r>
-        <w:rPr>
-          <w:b/>
-          <w:bCs/>
-        </w:rPr>
-        <w:t>2.2 1980s – Executive Information Systems (EIS)</w:t>
-      </w:r>
-    </w:p>
-    <w:p>
-      <w:pPr>
-        <w:numPr>
-          <w:ilvl w:val="0"/>
-          <w:numId w:val="15"/>
-        </w:numPr>
-      </w:pPr>
-      <w:r>
-        <w:t>Designed for top management</w:t>
-      </w:r>
-    </w:p>
-    <w:p>
-      <w:pPr>
-        <w:numPr>
-          <w:ilvl w:val="0"/>
-          <w:numId w:val="15"/>
-        </w:numPr>
-      </w:pPr>
-      <w:r>
-        <w:t>Introduced graphical dashboards</w:t>
-      </w:r>
-    </w:p>
-    <w:p>
-      <w:pPr>
-        <w:numPr>
-          <w:ilvl w:val="0"/>
-          <w:numId w:val="15"/>
-        </w:numPr>
-      </w:pPr>
-      <w:r>
-        <w:t>Improved reporting systems</w:t>
-      </w:r>
-    </w:p>
-    <w:p>
-      <w:r>
-        <w:t>Limitation: Data volume was still small.</w:t>
-      </w:r>
-    </w:p>
-    <w:p>
-      <w:r>
-        <w:pict w14:anchorId="6CDD803E">
-          <v:rect id="_x0000_i1232" style="width:0;height:1.5pt" o:hralign="center" o:hrstd="t" o:hr="t" fillcolor="#a0a0a0" stroked="f"/>
-        </w:pict>
-      </w:r>
-    </w:p>
-    <w:p>
-      <w:pPr>
-        <w:rPr>
-          <w:b/>
-          <w:bCs/>
-        </w:rPr>
-      </w:pPr>
-      <w:r>
-        <w:rPr>
-          <w:b/>
-          <w:bCs/>
-        </w:rPr>
-        <w:t>2.3 1990s – Data Warehousing &amp; OLAP</w:t>
-      </w:r>
-    </w:p>
-    <w:p>
-      <w:r>
-        <w:t>Major developments:</w:t>
-      </w:r>
-    </w:p>
-    <w:p>
-      <w:pPr>
-        <w:numPr>
-          <w:ilvl w:val="0"/>
-          <w:numId w:val="16"/>
-        </w:numPr>
-      </w:pPr>
-      <w:r>
-        <w:t>Introduction of Data Warehouse</w:t>
-      </w:r>
-    </w:p>
-    <w:p>
-      <w:pPr>
-        <w:numPr>
-          <w:ilvl w:val="0"/>
-          <w:numId w:val="16"/>
-        </w:numPr>
-      </w:pPr>
-      <w:r>
-        <w:t>OLAP (Online Analytical Processing)</w:t>
-      </w:r>
-    </w:p>
-    <w:p>
-      <w:pPr>
-        <w:numPr>
-          <w:ilvl w:val="0"/>
-          <w:numId w:val="16"/>
-        </w:numPr>
-      </w:pPr>
-      <w:r>
-        <w:t>Multidimensional analysis</w:t>
-      </w:r>
-    </w:p>
-    <w:p>
-      <w:r>
-        <w:t>Organizations started storing historical data centrally.</w:t>
+        <w:t>2.5 Modern Era – AI-Driven BI</w:t>
+      </w:r>
+    </w:p>
+    <w:p>
+      <w:pPr>
+        <w:numPr>
+          <w:ilvl w:val="0"/>
+          <w:numId w:val="18"/>
+        </w:numPr>
+      </w:pPr>
+      <w:r>
+        <w:t>Cloud-based BI systems</w:t>
+      </w:r>
+    </w:p>
+    <w:p>
+      <w:pPr>
+        <w:numPr>
+          <w:ilvl w:val="0"/>
+          <w:numId w:val="18"/>
+        </w:numPr>
+      </w:pPr>
+      <w:r>
+        <w:t>Real-time analytics</w:t>
+      </w:r>
+    </w:p>
+    <w:p>
+      <w:pPr>
+        <w:numPr>
+          <w:ilvl w:val="0"/>
+          <w:numId w:val="18"/>
+        </w:numPr>
+      </w:pPr>
+      <w:r>
+        <w:t>Self-service dashboards</w:t>
+      </w:r>
+    </w:p>
+    <w:p>
+      <w:pPr>
+        <w:numPr>
+          <w:ilvl w:val="0"/>
+          <w:numId w:val="18"/>
+        </w:numPr>
+      </w:pPr>
+      <w:r>
+        <w:t>AI and ML integration</w:t>
+      </w:r>
+    </w:p>
+    <w:p>
+      <w:r>
+        <w:t>BI is now proactive and predictive.</w:t>
       </w:r>
     </w:p>
     <w:p>
       <w:r>
         <w:lastRenderedPageBreak/>
-        <w:pict w14:anchorId="088DB11B">
-          <v:rect id="_x0000_i1233" style="width:0;height:1.5pt" o:hralign="center" o:hrstd="t" o:hr="t" fillcolor="#a0a0a0" stroked="f"/>
-        </w:pict>
-      </w:r>
-    </w:p>
-    <w:p>
-      <w:pPr>
-        <w:rPr>
-          <w:b/>
-          <w:bCs/>
-        </w:rPr>
-      </w:pPr>
-      <w:r>
-        <w:rPr>
-          <w:b/>
-          <w:bCs/>
-        </w:rPr>
-        <w:t>2.4 2000s – Data Mining and Advanced Analytics</w:t>
-      </w:r>
-    </w:p>
-    <w:p>
-      <w:pPr>
-        <w:numPr>
-          <w:ilvl w:val="0"/>
-          <w:numId w:val="17"/>
-        </w:numPr>
-      </w:pPr>
-      <w:r>
-        <w:t>Pattern detection</w:t>
-      </w:r>
-    </w:p>
-    <w:p>
-      <w:pPr>
-        <w:numPr>
-          <w:ilvl w:val="0"/>
-          <w:numId w:val="17"/>
-        </w:numPr>
-      </w:pPr>
-      <w:r>
-        <w:t xml:space="preserve">Predictive </w:t>
-      </w:r>
-      <w:proofErr w:type="spellStart"/>
-      <w:r>
-        <w:t>modeling</w:t>
-      </w:r>
-      <w:proofErr w:type="spellEnd"/>
-    </w:p>
-    <w:p>
-      <w:pPr>
-        <w:numPr>
-          <w:ilvl w:val="0"/>
-          <w:numId w:val="17"/>
-        </w:numPr>
-      </w:pPr>
-      <w:r>
-        <w:t>Machine learning integration</w:t>
-      </w:r>
-    </w:p>
-    <w:p>
-      <w:r>
-        <w:t>BI became analytical rather than just reporting-based.</w:t>
-      </w:r>
-    </w:p>
-    <w:p>
-      <w:r>
-        <w:pict w14:anchorId="3ECFFF8C">
-          <v:rect id="_x0000_i1234" style="width:0;height:1.5pt" o:hralign="center" o:hrstd="t" o:hr="t" fillcolor="#a0a0a0" stroked="f"/>
-        </w:pict>
-      </w:r>
-    </w:p>
-    <w:p>
-      <w:pPr>
-        <w:rPr>
-          <w:b/>
-          <w:bCs/>
-        </w:rPr>
-      </w:pPr>
-      <w:r>
-        <w:rPr>
-          <w:b/>
-          <w:bCs/>
-        </w:rPr>
-        <w:t>2.5 Modern Era – AI-Driven BI</w:t>
-      </w:r>
-    </w:p>
-    <w:p>
-      <w:pPr>
-        <w:numPr>
-          <w:ilvl w:val="0"/>
-          <w:numId w:val="18"/>
-        </w:numPr>
-      </w:pPr>
-      <w:r>
-        <w:t>Cloud-based BI systems</w:t>
-      </w:r>
-    </w:p>
-    <w:p>
-      <w:pPr>
-        <w:numPr>
-          <w:ilvl w:val="0"/>
-          <w:numId w:val="18"/>
-        </w:numPr>
-      </w:pPr>
-      <w:r>
-        <w:t>Real-time analytics</w:t>
-      </w:r>
-    </w:p>
-    <w:p>
-      <w:pPr>
-        <w:numPr>
-          <w:ilvl w:val="0"/>
-          <w:numId w:val="18"/>
-        </w:numPr>
-      </w:pPr>
-      <w:r>
-        <w:t>Self-service dashboards</w:t>
-      </w:r>
-    </w:p>
-    <w:p>
-      <w:pPr>
-        <w:numPr>
-          <w:ilvl w:val="0"/>
-          <w:numId w:val="18"/>
-        </w:numPr>
-      </w:pPr>
-      <w:r>
-        <w:t>AI and ML integration</w:t>
-      </w:r>
-    </w:p>
-    <w:p>
-      <w:r>
-        <w:t>BI is now proactive and predictive.</w:t>
-      </w:r>
-    </w:p>
-    <w:p>
-      <w:r>
         <w:pict w14:anchorId="4C8B742D">
-          <v:rect id="_x0000_i1235" style="width:0;height:1.5pt" o:hralign="center" o:hrstd="t" o:hr="t" fillcolor="#a0a0a0" stroked="f"/>
+          <v:rect id="_x0000_i1043" style="width:0;height:1.5pt" o:hralign="center" o:hrstd="t" o:hr="t" fillcolor="#a0a0a0" stroked="f"/>
         </w:pict>
       </w:r>
     </w:p>
@@ -2287,7 +2023,7 @@
     <w:p>
       <w:r>
         <w:pict w14:anchorId="1CF4C5C8">
-          <v:rect id="_x0000_i1236" style="width:0;height:1.5pt" o:hralign="center" o:hrstd="t" o:hr="t" fillcolor="#a0a0a0" stroked="f"/>
+          <v:rect id="_x0000_i1044" style="width:0;height:1.5pt" o:hralign="center" o:hrstd="t" o:hr="t" fillcolor="#a0a0a0" stroked="f"/>
         </w:pict>
       </w:r>
     </w:p>
@@ -2324,7 +2060,7 @@
     <w:p>
       <w:r>
         <w:pict w14:anchorId="75543E8D">
-          <v:rect id="_x0000_i1237" style="width:0;height:1.5pt" o:hralign="center" o:hrstd="t" o:hr="t" fillcolor="#a0a0a0" stroked="f"/>
+          <v:rect id="_x0000_i1045" style="width:0;height:1.5pt" o:hralign="center" o:hrstd="t" o:hr="t" fillcolor="#a0a0a0" stroked="f"/>
         </w:pict>
       </w:r>
     </w:p>
@@ -2351,7 +2087,7 @@
     <w:p>
       <w:r>
         <w:pict w14:anchorId="3BF0B091">
-          <v:rect id="_x0000_i1238" style="width:0;height:1.5pt" o:hralign="center" o:hrstd="t" o:hr="t" fillcolor="#a0a0a0" stroked="f"/>
+          <v:rect id="_x0000_i1046" style="width:0;height:1.5pt" o:hralign="center" o:hrstd="t" o:hr="t" fillcolor="#a0a0a0" stroked="f"/>
         </w:pict>
       </w:r>
     </w:p>
@@ -2384,8 +2120,6 @@
       </w:r>
       <w:r>
         <w:br/>
-      </w:r>
-      <w:r>
         <w:t xml:space="preserve">     ↓</w:t>
       </w:r>
       <w:r>
@@ -2420,7 +2154,7 @@
     <w:p>
       <w:r>
         <w:pict w14:anchorId="1BB28292">
-          <v:rect id="_x0000_i1239" style="width:0;height:1.5pt" o:hralign="center" o:hrstd="t" o:hr="t" fillcolor="#a0a0a0" stroked="f"/>
+          <v:rect id="_x0000_i1047" style="width:0;height:1.5pt" o:hralign="center" o:hrstd="t" o:hr="t" fillcolor="#a0a0a0" stroked="f"/>
         </w:pict>
       </w:r>
     </w:p>
@@ -2442,7 +2176,7 @@
     <w:p>
       <w:r>
         <w:pict w14:anchorId="2A47D0FD">
-          <v:rect id="_x0000_i1240" style="width:0;height:1.5pt" o:hralign="center" o:hrstd="t" o:hr="t" fillcolor="#a0a0a0" stroked="f"/>
+          <v:rect id="_x0000_i1048" style="width:0;height:1.5pt" o:hralign="center" o:hrstd="t" o:hr="t" fillcolor="#a0a0a0" stroked="f"/>
         </w:pict>
       </w:r>
     </w:p>
@@ -2524,7 +2258,7 @@
     <w:p>
       <w:r>
         <w:pict w14:anchorId="20294B5C">
-          <v:rect id="_x0000_i1241" style="width:0;height:1.5pt" o:hralign="center" o:hrstd="t" o:hr="t" fillcolor="#a0a0a0" stroked="f"/>
+          <v:rect id="_x0000_i1049" style="width:0;height:1.5pt" o:hralign="center" o:hrstd="t" o:hr="t" fillcolor="#a0a0a0" stroked="f"/>
         </w:pict>
       </w:r>
     </w:p>
@@ -2569,7 +2303,7 @@
     <w:p>
       <w:r>
         <w:pict w14:anchorId="6B3CCCE7">
-          <v:rect id="_x0000_i1242" style="width:0;height:1.5pt" o:hralign="center" o:hrstd="t" o:hr="t" fillcolor="#a0a0a0" stroked="f"/>
+          <v:rect id="_x0000_i1050" style="width:0;height:1.5pt" o:hralign="center" o:hrstd="t" o:hr="t" fillcolor="#a0a0a0" stroked="f"/>
         </w:pict>
       </w:r>
     </w:p>
@@ -2728,6 +2462,9 @@
             </m:den>
           </m:f>
           <m:r>
+            <m:rPr>
+              <m:sty m:val="p"/>
+            </m:rPr>
             <w:br/>
           </m:r>
         </m:oMath>
@@ -2741,7 +2478,7 @@
     <w:p>
       <w:r>
         <w:pict w14:anchorId="168DBADF">
-          <v:rect id="_x0000_i1243" style="width:0;height:1.5pt" o:hralign="center" o:hrstd="t" o:hr="t" fillcolor="#a0a0a0" stroked="f"/>
+          <v:rect id="_x0000_i1051" style="width:0;height:1.5pt" o:hralign="center" o:hrstd="t" o:hr="t" fillcolor="#a0a0a0" stroked="f"/>
         </w:pict>
       </w:r>
     </w:p>
@@ -2783,134 +2520,134 @@
         </w:numPr>
       </w:pPr>
       <w:r>
+        <w:t>Subject-oriented</w:t>
+      </w:r>
+    </w:p>
+    <w:p>
+      <w:pPr>
+        <w:numPr>
+          <w:ilvl w:val="0"/>
+          <w:numId w:val="20"/>
+        </w:numPr>
+      </w:pPr>
+      <w:r>
+        <w:t>Integrated</w:t>
+      </w:r>
+    </w:p>
+    <w:p>
+      <w:pPr>
+        <w:numPr>
+          <w:ilvl w:val="0"/>
+          <w:numId w:val="20"/>
+        </w:numPr>
+      </w:pPr>
+      <w:r>
+        <w:t>Time-variant</w:t>
+      </w:r>
+    </w:p>
+    <w:p>
+      <w:pPr>
+        <w:numPr>
+          <w:ilvl w:val="0"/>
+          <w:numId w:val="20"/>
+        </w:numPr>
+      </w:pPr>
+      <w:r>
+        <w:t>Non-volatile</w:t>
+      </w:r>
+    </w:p>
+    <w:p>
+      <w:r>
+        <w:pict w14:anchorId="5646C7B7">
+          <v:rect id="_x0000_i1052" style="width:0;height:1.5pt" o:hralign="center" o:hrstd="t" o:hr="t" fillcolor="#a0a0a0" stroked="f"/>
+        </w:pict>
+      </w:r>
+    </w:p>
+    <w:p>
+      <w:pPr>
+        <w:rPr>
+          <w:b/>
+          <w:bCs/>
+        </w:rPr>
+      </w:pPr>
+      <w:r>
+        <w:rPr>
+          <w:b/>
+          <w:bCs/>
+        </w:rPr>
+        <w:t>4. OLAP (Online Analytical Processing)</w:t>
+      </w:r>
+    </w:p>
+    <w:p>
+      <w:r>
+        <w:t>Performs multidimensional data analysis.</w:t>
+      </w:r>
+    </w:p>
+    <w:p>
+      <w:r>
+        <w:t>Operations:</w:t>
+      </w:r>
+    </w:p>
+    <w:p>
+      <w:pPr>
+        <w:numPr>
+          <w:ilvl w:val="0"/>
+          <w:numId w:val="21"/>
+        </w:numPr>
+      </w:pPr>
+      <w:r>
+        <w:t>Roll-up</w:t>
+      </w:r>
+    </w:p>
+    <w:p>
+      <w:pPr>
+        <w:numPr>
+          <w:ilvl w:val="0"/>
+          <w:numId w:val="21"/>
+        </w:numPr>
+      </w:pPr>
+      <w:r>
+        <w:t>Drill-down</w:t>
+      </w:r>
+    </w:p>
+    <w:p>
+      <w:pPr>
+        <w:numPr>
+          <w:ilvl w:val="0"/>
+          <w:numId w:val="21"/>
+        </w:numPr>
+      </w:pPr>
+      <w:r>
+        <w:t>Slice</w:t>
+      </w:r>
+    </w:p>
+    <w:p>
+      <w:pPr>
+        <w:numPr>
+          <w:ilvl w:val="0"/>
+          <w:numId w:val="21"/>
+        </w:numPr>
+      </w:pPr>
+      <w:r>
+        <w:t>Dice</w:t>
+      </w:r>
+    </w:p>
+    <w:p>
+      <w:pPr>
+        <w:numPr>
+          <w:ilvl w:val="0"/>
+          <w:numId w:val="21"/>
+        </w:numPr>
+      </w:pPr>
+      <w:r>
+        <w:t>Pivot</w:t>
+      </w:r>
+    </w:p>
+    <w:p>
+      <w:r>
         <w:lastRenderedPageBreak/>
-        <w:t>Subject-oriented</w:t>
-      </w:r>
-    </w:p>
-    <w:p>
-      <w:pPr>
-        <w:numPr>
-          <w:ilvl w:val="0"/>
-          <w:numId w:val="20"/>
-        </w:numPr>
-      </w:pPr>
-      <w:r>
-        <w:t>Integrated</w:t>
-      </w:r>
-    </w:p>
-    <w:p>
-      <w:pPr>
-        <w:numPr>
-          <w:ilvl w:val="0"/>
-          <w:numId w:val="20"/>
-        </w:numPr>
-      </w:pPr>
-      <w:r>
-        <w:t>Time-variant</w:t>
-      </w:r>
-    </w:p>
-    <w:p>
-      <w:pPr>
-        <w:numPr>
-          <w:ilvl w:val="0"/>
-          <w:numId w:val="20"/>
-        </w:numPr>
-      </w:pPr>
-      <w:r>
-        <w:t>Non-volatile</w:t>
-      </w:r>
-    </w:p>
-    <w:p>
-      <w:r>
-        <w:pict w14:anchorId="5646C7B7">
-          <v:rect id="_x0000_i1244" style="width:0;height:1.5pt" o:hralign="center" o:hrstd="t" o:hr="t" fillcolor="#a0a0a0" stroked="f"/>
-        </w:pict>
-      </w:r>
-    </w:p>
-    <w:p>
-      <w:pPr>
-        <w:rPr>
-          <w:b/>
-          <w:bCs/>
-        </w:rPr>
-      </w:pPr>
-      <w:r>
-        <w:rPr>
-          <w:b/>
-          <w:bCs/>
-        </w:rPr>
-        <w:t>4. OLAP (Online Analytical Processing)</w:t>
-      </w:r>
-    </w:p>
-    <w:p>
-      <w:r>
-        <w:t>Performs multidimensional data analysis.</w:t>
-      </w:r>
-    </w:p>
-    <w:p>
-      <w:r>
-        <w:t>Operations:</w:t>
-      </w:r>
-    </w:p>
-    <w:p>
-      <w:pPr>
-        <w:numPr>
-          <w:ilvl w:val="0"/>
-          <w:numId w:val="21"/>
-        </w:numPr>
-      </w:pPr>
-      <w:r>
-        <w:t>Roll-up</w:t>
-      </w:r>
-    </w:p>
-    <w:p>
-      <w:pPr>
-        <w:numPr>
-          <w:ilvl w:val="0"/>
-          <w:numId w:val="21"/>
-        </w:numPr>
-      </w:pPr>
-      <w:r>
-        <w:t>Drill-down</w:t>
-      </w:r>
-    </w:p>
-    <w:p>
-      <w:pPr>
-        <w:numPr>
-          <w:ilvl w:val="0"/>
-          <w:numId w:val="21"/>
-        </w:numPr>
-      </w:pPr>
-      <w:r>
-        <w:t>Slice</w:t>
-      </w:r>
-    </w:p>
-    <w:p>
-      <w:pPr>
-        <w:numPr>
-          <w:ilvl w:val="0"/>
-          <w:numId w:val="21"/>
-        </w:numPr>
-      </w:pPr>
-      <w:r>
-        <w:t>Dice</w:t>
-      </w:r>
-    </w:p>
-    <w:p>
-      <w:pPr>
-        <w:numPr>
-          <w:ilvl w:val="0"/>
-          <w:numId w:val="21"/>
-        </w:numPr>
-      </w:pPr>
-      <w:r>
-        <w:t>Pivot</w:t>
-      </w:r>
-    </w:p>
-    <w:p>
-      <w:r>
         <w:pict w14:anchorId="746894FD">
-          <v:rect id="_x0000_i1245" style="width:0;height:1.5pt" o:hralign="center" o:hrstd="t" o:hr="t" fillcolor="#a0a0a0" stroked="f"/>
+          <v:rect id="_x0000_i1053" style="width:0;height:1.5pt" o:hralign="center" o:hrstd="t" o:hr="t" fillcolor="#a0a0a0" stroked="f"/>
         </w:pict>
       </w:r>
     </w:p>
@@ -2993,9 +2730,6 @@
             <m:t>Y=a+bX</m:t>
           </m:r>
           <m:r>
-            <w:rPr>
-              <w:i/>
-            </w:rPr>
             <w:br/>
           </m:r>
         </m:oMath>
@@ -3004,7 +2738,7 @@
     <w:p>
       <w:r>
         <w:pict w14:anchorId="6B28A21F">
-          <v:rect id="_x0000_i1246" style="width:0;height:1.5pt" o:hralign="center" o:hrstd="t" o:hr="t" fillcolor="#a0a0a0" stroked="f"/>
+          <v:rect id="_x0000_i1054" style="width:0;height:1.5pt" o:hralign="center" o:hrstd="t" o:hr="t" fillcolor="#a0a0a0" stroked="f"/>
         </w:pict>
       </w:r>
     </w:p>
@@ -3075,7 +2809,7 @@
     <w:p>
       <w:r>
         <w:pict w14:anchorId="10E074FA">
-          <v:rect id="_x0000_i1247" style="width:0;height:1.5pt" o:hralign="center" o:hrstd="t" o:hr="t" fillcolor="#a0a0a0" stroked="f"/>
+          <v:rect id="_x0000_i1055" style="width:0;height:1.5pt" o:hralign="center" o:hrstd="t" o:hr="t" fillcolor="#a0a0a0" stroked="f"/>
         </w:pict>
       </w:r>
     </w:p>
@@ -3141,7 +2875,7 @@
     <w:p>
       <w:r>
         <w:pict w14:anchorId="0DF45C16">
-          <v:rect id="_x0000_i1248" style="width:0;height:1.5pt" o:hralign="center" o:hrstd="t" o:hr="t" fillcolor="#a0a0a0" stroked="f"/>
+          <v:rect id="_x0000_i1056" style="width:0;height:1.5pt" o:hralign="center" o:hrstd="t" o:hr="t" fillcolor="#a0a0a0" stroked="f"/>
         </w:pict>
       </w:r>
     </w:p>
@@ -3237,7 +2971,7 @@
     <w:p>
       <w:r>
         <w:pict w14:anchorId="0BE7D097">
-          <v:rect id="_x0000_i1521" style="width:0;height:1.5pt" o:hralign="center" o:hrstd="t" o:hr="t" fillcolor="#a0a0a0" stroked="f"/>
+          <v:rect id="_x0000_i1057" style="width:0;height:1.5pt" o:hralign="center" o:hrstd="t" o:hr="t" fillcolor="#a0a0a0" stroked="f"/>
         </w:pict>
       </w:r>
     </w:p>
@@ -3321,7 +3055,7 @@
     <w:p>
       <w:r>
         <w:pict w14:anchorId="5739FABC">
-          <v:rect id="_x0000_i1522" style="width:0;height:1.5pt" o:hralign="center" o:hrstd="t" o:hr="t" fillcolor="#a0a0a0" stroked="f"/>
+          <v:rect id="_x0000_i1058" style="width:0;height:1.5pt" o:hralign="center" o:hrstd="t" o:hr="t" fillcolor="#a0a0a0" stroked="f"/>
         </w:pict>
       </w:r>
     </w:p>
@@ -3343,7 +3077,7 @@
     <w:p>
       <w:r>
         <w:pict w14:anchorId="6654DBE1">
-          <v:rect id="_x0000_i1523" style="width:0;height:1.5pt" o:hralign="center" o:hrstd="t" o:hr="t" fillcolor="#a0a0a0" stroked="f"/>
+          <v:rect id="_x0000_i1059" style="width:0;height:1.5pt" o:hralign="center" o:hrstd="t" o:hr="t" fillcolor="#a0a0a0" stroked="f"/>
         </w:pict>
       </w:r>
     </w:p>
@@ -3449,42 +3183,6 @@
               <m:nor/>
             </m:rPr>
             <m:t xml:space="preserve"> </m:t>
-          </m:r>
-          <m:r>
-            <m:rPr>
-              <m:nor/>
-            </m:rPr>
-            <w:tab/>
-          </m:r>
-          <m:r>
-            <m:rPr>
-              <m:nor/>
-            </m:rPr>
-            <w:tab/>
-          </m:r>
-          <m:r>
-            <m:rPr>
-              <m:nor/>
-            </m:rPr>
-            <w:tab/>
-          </m:r>
-          <m:r>
-            <m:rPr>
-              <m:nor/>
-            </m:rPr>
-            <w:tab/>
-          </m:r>
-          <m:r>
-            <m:rPr>
-              <m:nor/>
-            </m:rPr>
-            <w:tab/>
-          </m:r>
-          <m:r>
-            <m:rPr>
-              <m:nor/>
-            </m:rPr>
-            <w:tab/>
           </m:r>
           <m:r>
             <w:rPr>
@@ -3514,54 +3212,6 @@
                 <m:t xml:space="preserve"> </m:t>
               </m:r>
               <m:r>
-                <m:rPr>
-                  <m:nor/>
-                </m:rPr>
-                <w:tab/>
-              </m:r>
-              <m:r>
-                <m:rPr>
-                  <m:nor/>
-                </m:rPr>
-                <w:tab/>
-              </m:r>
-              <m:r>
-                <m:rPr>
-                  <m:nor/>
-                </m:rPr>
-                <w:tab/>
-              </m:r>
-              <m:r>
-                <m:rPr>
-                  <m:nor/>
-                </m:rPr>
-                <w:tab/>
-              </m:r>
-              <m:r>
-                <m:rPr>
-                  <m:nor/>
-                </m:rPr>
-                <w:tab/>
-              </m:r>
-              <m:r>
-                <m:rPr>
-                  <m:nor/>
-                </m:rPr>
-                <w:tab/>
-              </m:r>
-              <m:r>
-                <m:rPr>
-                  <m:nor/>
-                </m:rPr>
-                <w:tab/>
-              </m:r>
-              <m:r>
-                <m:rPr>
-                  <m:nor/>
-                </m:rPr>
-                <w:tab/>
-              </m:r>
-              <m:r>
                 <w:rPr>
                   <w:rFonts w:ascii="Cambria Math" w:hAnsi="Cambria Math"/>
                 </w:rPr>
@@ -3572,54 +3222,6 @@
                   <m:nor/>
                 </m:rPr>
                 <m:t xml:space="preserve"> </m:t>
-              </m:r>
-              <m:r>
-                <m:rPr>
-                  <m:nor/>
-                </m:rPr>
-                <w:tab/>
-              </m:r>
-              <m:r>
-                <m:rPr>
-                  <m:nor/>
-                </m:rPr>
-                <w:tab/>
-              </m:r>
-              <m:r>
-                <m:rPr>
-                  <m:nor/>
-                </m:rPr>
-                <w:tab/>
-              </m:r>
-              <m:r>
-                <m:rPr>
-                  <m:nor/>
-                </m:rPr>
-                <w:tab/>
-              </m:r>
-              <m:r>
-                <m:rPr>
-                  <m:nor/>
-                </m:rPr>
-                <w:tab/>
-              </m:r>
-              <m:r>
-                <m:rPr>
-                  <m:nor/>
-                </m:rPr>
-                <w:tab/>
-              </m:r>
-              <m:r>
-                <m:rPr>
-                  <m:nor/>
-                </m:rPr>
-                <w:tab/>
-              </m:r>
-              <m:r>
-                <m:rPr>
-                  <m:nor/>
-                </m:rPr>
-                <w:tab/>
               </m:r>
               <m:r>
                 <w:rPr>
@@ -3642,54 +3244,6 @@
                 <m:t xml:space="preserve"> </m:t>
               </m:r>
               <m:r>
-                <m:rPr>
-                  <m:nor/>
-                </m:rPr>
-                <w:tab/>
-              </m:r>
-              <m:r>
-                <m:rPr>
-                  <m:nor/>
-                </m:rPr>
-                <w:tab/>
-              </m:r>
-              <m:r>
-                <m:rPr>
-                  <m:nor/>
-                </m:rPr>
-                <w:tab/>
-              </m:r>
-              <m:r>
-                <m:rPr>
-                  <m:nor/>
-                </m:rPr>
-                <w:tab/>
-              </m:r>
-              <m:r>
-                <m:rPr>
-                  <m:nor/>
-                </m:rPr>
-                <w:tab/>
-              </m:r>
-              <m:r>
-                <m:rPr>
-                  <m:nor/>
-                </m:rPr>
-                <w:tab/>
-              </m:r>
-              <m:r>
-                <m:rPr>
-                  <m:nor/>
-                </m:rPr>
-                <w:tab/>
-              </m:r>
-              <m:r>
-                <m:rPr>
-                  <m:nor/>
-                </m:rPr>
-                <w:tab/>
-              </m:r>
-              <m:r>
                 <w:rPr>
                   <w:rFonts w:ascii="Cambria Math" w:hAnsi="Cambria Math"/>
                 </w:rPr>
@@ -3704,9 +3258,6 @@
             <m:t>×100</m:t>
           </m:r>
           <m:r>
-            <w:rPr>
-              <w:i/>
-            </w:rPr>
             <w:br/>
           </m:r>
         </m:oMath>
@@ -3723,7 +3274,6 @@
           <w:b/>
           <w:bCs/>
         </w:rPr>
-        <w:lastRenderedPageBreak/>
         <w:t>Outcome:</w:t>
       </w:r>
       <w:r>
@@ -3733,7 +3283,7 @@
     <w:p>
       <w:r>
         <w:pict w14:anchorId="608441EB">
-          <v:rect id="_x0000_i1524" style="width:0;height:1.5pt" o:hralign="center" o:hrstd="t" o:hr="t" fillcolor="#a0a0a0" stroked="f"/>
+          <v:rect id="_x0000_i1060" style="width:0;height:1.5pt" o:hralign="center" o:hrstd="t" o:hr="t" fillcolor="#a0a0a0" stroked="f"/>
         </w:pict>
       </w:r>
     </w:p>
@@ -3814,42 +3364,6 @@
               <m:nor/>
             </m:rPr>
             <m:t xml:space="preserve"> </m:t>
-          </m:r>
-          <m:r>
-            <m:rPr>
-              <m:nor/>
-            </m:rPr>
-            <w:tab/>
-          </m:r>
-          <m:r>
-            <m:rPr>
-              <m:nor/>
-            </m:rPr>
-            <w:tab/>
-          </m:r>
-          <m:r>
-            <m:rPr>
-              <m:nor/>
-            </m:rPr>
-            <w:tab/>
-          </m:r>
-          <m:r>
-            <m:rPr>
-              <m:nor/>
-            </m:rPr>
-            <w:tab/>
-          </m:r>
-          <m:r>
-            <m:rPr>
-              <m:nor/>
-            </m:rPr>
-            <w:tab/>
-          </m:r>
-          <m:r>
-            <m:rPr>
-              <m:nor/>
-            </m:rPr>
-            <w:tab/>
           </m:r>
           <m:r>
             <w:rPr>
@@ -4020,6 +3534,9 @@
             </m:sub>
           </m:sSub>
           <m:r>
+            <m:rPr>
+              <m:sty m:val="p"/>
+            </m:rPr>
             <w:br/>
           </m:r>
         </m:oMath>
@@ -4232,8 +3749,9 @@
     </w:p>
     <w:p>
       <w:r>
+        <w:lastRenderedPageBreak/>
         <w:pict w14:anchorId="4CE1C5E3">
-          <v:rect id="_x0000_i1525" style="width:0;height:1.5pt" o:hralign="center" o:hrstd="t" o:hr="t" fillcolor="#a0a0a0" stroked="f"/>
+          <v:rect id="_x0000_i1061" style="width:0;height:1.5pt" o:hralign="center" o:hrstd="t" o:hr="t" fillcolor="#a0a0a0" stroked="f"/>
         </w:pict>
       </w:r>
     </w:p>
@@ -4309,7 +3827,7 @@
     <w:p>
       <w:r>
         <w:pict w14:anchorId="0C71766D">
-          <v:rect id="_x0000_i1526" style="width:0;height:1.5pt" o:hralign="center" o:hrstd="t" o:hr="t" fillcolor="#a0a0a0" stroked="f"/>
+          <v:rect id="_x0000_i1062" style="width:0;height:1.5pt" o:hralign="center" o:hrstd="t" o:hr="t" fillcolor="#a0a0a0" stroked="f"/>
         </w:pict>
       </w:r>
     </w:p>
@@ -4390,7 +3908,7 @@
     <w:p>
       <w:r>
         <w:pict w14:anchorId="77D8E8B8">
-          <v:rect id="_x0000_i1527" style="width:0;height:1.5pt" o:hralign="center" o:hrstd="t" o:hr="t" fillcolor="#a0a0a0" stroked="f"/>
+          <v:rect id="_x0000_i1063" style="width:0;height:1.5pt" o:hralign="center" o:hrstd="t" o:hr="t" fillcolor="#a0a0a0" stroked="f"/>
         </w:pict>
       </w:r>
     </w:p>
@@ -4504,7 +4022,7 @@
     <w:p>
       <w:r>
         <w:pict w14:anchorId="5764D2BA">
-          <v:rect id="_x0000_i1528" style="width:0;height:1.5pt" o:hralign="center" o:hrstd="t" o:hr="t" fillcolor="#a0a0a0" stroked="f"/>
+          <v:rect id="_x0000_i1064" style="width:0;height:1.5pt" o:hralign="center" o:hrstd="t" o:hr="t" fillcolor="#a0a0a0" stroked="f"/>
         </w:pict>
       </w:r>
     </w:p>
@@ -4541,7 +4059,7 @@
     <w:p>
       <w:r>
         <w:pict w14:anchorId="51F51B63">
-          <v:rect id="_x0000_i1529" style="width:0;height:1.5pt" o:hralign="center" o:hrstd="t" o:hr="t" fillcolor="#a0a0a0" stroked="f"/>
+          <v:rect id="_x0000_i1065" style="width:0;height:1.5pt" o:hralign="center" o:hrstd="t" o:hr="t" fillcolor="#a0a0a0" stroked="f"/>
         </w:pict>
       </w:r>
     </w:p>
@@ -4623,7 +4141,7 @@
     <w:p>
       <w:r>
         <w:pict w14:anchorId="43287B6F">
-          <v:rect id="_x0000_i1530" style="width:0;height:1.5pt" o:hralign="center" o:hrstd="t" o:hr="t" fillcolor="#a0a0a0" stroked="f"/>
+          <v:rect id="_x0000_i1066" style="width:0;height:1.5pt" o:hralign="center" o:hrstd="t" o:hr="t" fillcolor="#a0a0a0" stroked="f"/>
         </w:pict>
       </w:r>
     </w:p>
@@ -4689,7 +4207,7 @@
     <w:p>
       <w:r>
         <w:pict w14:anchorId="03141C55">
-          <v:rect id="_x0000_i1531" style="width:0;height:1.5pt" o:hralign="center" o:hrstd="t" o:hr="t" fillcolor="#a0a0a0" stroked="f"/>
+          <v:rect id="_x0000_i1067" style="width:0;height:1.5pt" o:hralign="center" o:hrstd="t" o:hr="t" fillcolor="#a0a0a0" stroked="f"/>
         </w:pict>
       </w:r>
     </w:p>
@@ -4711,7 +4229,7 @@
     <w:p>
       <w:r>
         <w:pict w14:anchorId="358F958A">
-          <v:rect id="_x0000_i1532" style="width:0;height:1.5pt" o:hralign="center" o:hrstd="t" o:hr="t" fillcolor="#a0a0a0" stroked="f"/>
+          <v:rect id="_x0000_i1068" style="width:0;height:1.5pt" o:hralign="center" o:hrstd="t" o:hr="t" fillcolor="#a0a0a0" stroked="f"/>
         </w:pict>
       </w:r>
     </w:p>
@@ -4755,7 +4273,7 @@
     <w:p>
       <w:r>
         <w:pict w14:anchorId="60688C80">
-          <v:rect id="_x0000_i1533" style="width:0;height:1.5pt" o:hralign="center" o:hrstd="t" o:hr="t" fillcolor="#a0a0a0" stroked="f"/>
+          <v:rect id="_x0000_i1069" style="width:0;height:1.5pt" o:hralign="center" o:hrstd="t" o:hr="t" fillcolor="#a0a0a0" stroked="f"/>
         </w:pict>
       </w:r>
     </w:p>
@@ -4826,42 +4344,6 @@
               <m:nor/>
             </m:rPr>
             <m:t xml:space="preserve"> </m:t>
-          </m:r>
-          <m:r>
-            <m:rPr>
-              <m:nor/>
-            </m:rPr>
-            <w:tab/>
-          </m:r>
-          <m:r>
-            <m:rPr>
-              <m:nor/>
-            </m:rPr>
-            <w:tab/>
-          </m:r>
-          <m:r>
-            <m:rPr>
-              <m:nor/>
-            </m:rPr>
-            <w:tab/>
-          </m:r>
-          <m:r>
-            <m:rPr>
-              <m:nor/>
-            </m:rPr>
-            <w:tab/>
-          </m:r>
-          <m:r>
-            <m:rPr>
-              <m:nor/>
-            </m:rPr>
-            <w:tab/>
-          </m:r>
-          <m:r>
-            <m:rPr>
-              <m:nor/>
-            </m:rPr>
-            <w:tab/>
           </m:r>
           <m:r>
             <w:rPr>
@@ -4891,54 +4373,6 @@
                 <m:t xml:space="preserve"> </m:t>
               </m:r>
               <m:r>
-                <m:rPr>
-                  <m:nor/>
-                </m:rPr>
-                <w:tab/>
-              </m:r>
-              <m:r>
-                <m:rPr>
-                  <m:nor/>
-                </m:rPr>
-                <w:tab/>
-              </m:r>
-              <m:r>
-                <m:rPr>
-                  <m:nor/>
-                </m:rPr>
-                <w:tab/>
-              </m:r>
-              <m:r>
-                <m:rPr>
-                  <m:nor/>
-                </m:rPr>
-                <w:tab/>
-              </m:r>
-              <m:r>
-                <m:rPr>
-                  <m:nor/>
-                </m:rPr>
-                <w:tab/>
-              </m:r>
-              <m:r>
-                <m:rPr>
-                  <m:nor/>
-                </m:rPr>
-                <w:tab/>
-              </m:r>
-              <m:r>
-                <m:rPr>
-                  <m:nor/>
-                </m:rPr>
-                <w:tab/>
-              </m:r>
-              <m:r>
-                <m:rPr>
-                  <m:nor/>
-                </m:rPr>
-                <w:tab/>
-              </m:r>
-              <m:r>
                 <w:rPr>
                   <w:rFonts w:ascii="Cambria Math" w:hAnsi="Cambria Math"/>
                 </w:rPr>
@@ -4959,54 +4393,6 @@
                 <m:t xml:space="preserve"> </m:t>
               </m:r>
               <m:r>
-                <m:rPr>
-                  <m:nor/>
-                </m:rPr>
-                <w:tab/>
-              </m:r>
-              <m:r>
-                <m:rPr>
-                  <m:nor/>
-                </m:rPr>
-                <w:tab/>
-              </m:r>
-              <m:r>
-                <m:rPr>
-                  <m:nor/>
-                </m:rPr>
-                <w:tab/>
-              </m:r>
-              <m:r>
-                <m:rPr>
-                  <m:nor/>
-                </m:rPr>
-                <w:tab/>
-              </m:r>
-              <m:r>
-                <m:rPr>
-                  <m:nor/>
-                </m:rPr>
-                <w:tab/>
-              </m:r>
-              <m:r>
-                <m:rPr>
-                  <m:nor/>
-                </m:rPr>
-                <w:tab/>
-              </m:r>
-              <m:r>
-                <m:rPr>
-                  <m:nor/>
-                </m:rPr>
-                <w:tab/>
-              </m:r>
-              <m:r>
-                <m:rPr>
-                  <m:nor/>
-                </m:rPr>
-                <w:tab/>
-              </m:r>
-              <m:r>
                 <w:rPr>
                   <w:rFonts w:ascii="Cambria Math" w:hAnsi="Cambria Math"/>
                 </w:rPr>
@@ -5021,9 +4407,6 @@
             <m:t>×100</m:t>
           </m:r>
           <m:r>
-            <w:rPr>
-              <w:i/>
-            </w:rPr>
             <w:br/>
           </m:r>
         </m:oMath>
@@ -5031,9 +4414,8 @@
     </w:p>
     <w:p>
       <w:r>
-        <w:lastRenderedPageBreak/>
         <w:pict w14:anchorId="25E2F247">
-          <v:rect id="_x0000_i1534" style="width:0;height:1.5pt" o:hralign="center" o:hrstd="t" o:hr="t" fillcolor="#a0a0a0" stroked="f"/>
+          <v:rect id="_x0000_i1070" style="width:0;height:1.5pt" o:hralign="center" o:hrstd="t" o:hr="t" fillcolor="#a0a0a0" stroked="f"/>
         </w:pict>
       </w:r>
     </w:p>
@@ -5088,7 +4470,7 @@
     <w:p>
       <w:r>
         <w:pict w14:anchorId="0E75573A">
-          <v:rect id="_x0000_i1535" style="width:0;height:1.5pt" o:hralign="center" o:hrstd="t" o:hr="t" fillcolor="#a0a0a0" stroked="f"/>
+          <v:rect id="_x0000_i1071" style="width:0;height:1.5pt" o:hralign="center" o:hrstd="t" o:hr="t" fillcolor="#a0a0a0" stroked="f"/>
         </w:pict>
       </w:r>
     </w:p>
@@ -5132,7 +4514,7 @@
     <w:p>
       <w:r>
         <w:pict w14:anchorId="469FFFD8">
-          <v:rect id="_x0000_i1536" style="width:0;height:1.5pt" o:hralign="center" o:hrstd="t" o:hr="t" fillcolor="#a0a0a0" stroked="f"/>
+          <v:rect id="_x0000_i1072" style="width:0;height:1.5pt" o:hralign="center" o:hrstd="t" o:hr="t" fillcolor="#a0a0a0" stroked="f"/>
         </w:pict>
       </w:r>
     </w:p>
@@ -5166,9 +4548,6 @@
             <m:t>Y=a+bX</m:t>
           </m:r>
           <m:r>
-            <w:rPr>
-              <w:i/>
-            </w:rPr>
             <w:br/>
           </m:r>
         </m:oMath>
@@ -5185,8 +4564,9 @@
     </w:p>
     <w:p>
       <w:r>
+        <w:lastRenderedPageBreak/>
         <w:pict w14:anchorId="0326EF05">
-          <v:rect id="_x0000_i1537" style="width:0;height:1.5pt" o:hralign="center" o:hrstd="t" o:hr="t" fillcolor="#a0a0a0" stroked="f"/>
+          <v:rect id="_x0000_i1073" style="width:0;height:1.5pt" o:hralign="center" o:hrstd="t" o:hr="t" fillcolor="#a0a0a0" stroked="f"/>
         </w:pict>
       </w:r>
     </w:p>
@@ -5241,7 +4621,7 @@
     <w:p>
       <w:r>
         <w:pict w14:anchorId="07AC355D">
-          <v:rect id="_x0000_i1538" style="width:0;height:1.5pt" o:hralign="center" o:hrstd="t" o:hr="t" fillcolor="#a0a0a0" stroked="f"/>
+          <v:rect id="_x0000_i1074" style="width:0;height:1.5pt" o:hralign="center" o:hrstd="t" o:hr="t" fillcolor="#a0a0a0" stroked="f"/>
         </w:pict>
       </w:r>
     </w:p>
@@ -5344,7 +4724,7 @@
     <w:p>
       <w:r>
         <w:pict w14:anchorId="7487DA25">
-          <v:rect id="_x0000_i1539" style="width:0;height:1.5pt" o:hralign="center" o:hrstd="t" o:hr="t" fillcolor="#a0a0a0" stroked="f"/>
+          <v:rect id="_x0000_i1075" style="width:0;height:1.5pt" o:hralign="center" o:hrstd="t" o:hr="t" fillcolor="#a0a0a0" stroked="f"/>
         </w:pict>
       </w:r>
     </w:p>
@@ -5381,7 +4761,7 @@
     <w:p>
       <w:r>
         <w:pict w14:anchorId="1AC8B878">
-          <v:rect id="_x0000_i1540" style="width:0;height:1.5pt" o:hralign="center" o:hrstd="t" o:hr="t" fillcolor="#a0a0a0" stroked="f"/>
+          <v:rect id="_x0000_i1076" style="width:0;height:1.5pt" o:hralign="center" o:hrstd="t" o:hr="t" fillcolor="#a0a0a0" stroked="f"/>
         </w:pict>
       </w:r>
     </w:p>
@@ -5466,7 +4846,7 @@
     <w:p>
       <w:r>
         <w:pict w14:anchorId="215981AD">
-          <v:rect id="_x0000_i1541" style="width:0;height:1.5pt" o:hralign="center" o:hrstd="t" o:hr="t" fillcolor="#a0a0a0" stroked="f"/>
+          <v:rect id="_x0000_i1077" style="width:0;height:1.5pt" o:hralign="center" o:hrstd="t" o:hr="t" fillcolor="#a0a0a0" stroked="f"/>
         </w:pict>
       </w:r>
     </w:p>
@@ -5514,7 +4894,7 @@
     <w:p>
       <w:r>
         <w:pict w14:anchorId="01D09887">
-          <v:rect id="_x0000_i1542" style="width:0;height:1.5pt" o:hralign="center" o:hrstd="t" o:hr="t" fillcolor="#a0a0a0" stroked="f"/>
+          <v:rect id="_x0000_i1078" style="width:0;height:1.5pt" o:hralign="center" o:hrstd="t" o:hr="t" fillcolor="#a0a0a0" stroked="f"/>
         </w:pict>
       </w:r>
     </w:p>
@@ -5562,7 +4942,7 @@
     <w:p>
       <w:r>
         <w:pict w14:anchorId="3A781BE1">
-          <v:rect id="_x0000_i1543" style="width:0;height:1.5pt" o:hralign="center" o:hrstd="t" o:hr="t" fillcolor="#a0a0a0" stroked="f"/>
+          <v:rect id="_x0000_i1079" style="width:0;height:1.5pt" o:hralign="center" o:hrstd="t" o:hr="t" fillcolor="#a0a0a0" stroked="f"/>
         </w:pict>
       </w:r>
     </w:p>
@@ -5589,7 +4969,7 @@
     <w:p>
       <w:r>
         <w:pict w14:anchorId="2CD2605B">
-          <v:rect id="_x0000_i1544" style="width:0;height:1.5pt" o:hralign="center" o:hrstd="t" o:hr="t" fillcolor="#a0a0a0" stroked="f"/>
+          <v:rect id="_x0000_i1080" style="width:0;height:1.5pt" o:hralign="center" o:hrstd="t" o:hr="t" fillcolor="#a0a0a0" stroked="f"/>
         </w:pict>
       </w:r>
     </w:p>
@@ -5668,9 +5048,6 @@
             <m:t>P(x)</m:t>
           </m:r>
           <m:r>
-            <w:rPr>
-              <w:i/>
-            </w:rPr>
             <w:br/>
           </m:r>
         </m:oMath>
@@ -5708,7 +5085,7 @@
     <w:p>
       <w:r>
         <w:pict w14:anchorId="1DC756D5">
-          <v:rect id="_x0000_i1545" style="width:0;height:1.5pt" o:hralign="center" o:hrstd="t" o:hr="t" fillcolor="#a0a0a0" stroked="f"/>
+          <v:rect id="_x0000_i1081" style="width:0;height:1.5pt" o:hralign="center" o:hrstd="t" o:hr="t" fillcolor="#a0a0a0" stroked="f"/>
         </w:pict>
       </w:r>
     </w:p>
@@ -5768,7 +5145,6 @@
                 <w:b/>
                 <w:bCs/>
               </w:rPr>
-              <w:lastRenderedPageBreak/>
               <w:t>Aspect</w:t>
             </w:r>
           </w:p>
@@ -6056,7 +5432,7 @@
     <w:p>
       <w:r>
         <w:pict w14:anchorId="035ADFB5">
-          <v:rect id="_x0000_i1546" style="width:0;height:1.5pt" o:hralign="center" o:hrstd="t" o:hr="t" fillcolor="#a0a0a0" stroked="f"/>
+          <v:rect id="_x0000_i1082" style="width:0;height:1.5pt" o:hralign="center" o:hrstd="t" o:hr="t" fillcolor="#a0a0a0" stroked="f"/>
         </w:pict>
       </w:r>
     </w:p>
@@ -6137,7 +5513,7 @@
     <w:p>
       <w:r>
         <w:pict w14:anchorId="5044CA51">
-          <v:rect id="_x0000_i1547" style="width:0;height:1.5pt" o:hralign="center" o:hrstd="t" o:hr="t" fillcolor="#a0a0a0" stroked="f"/>
+          <v:rect id="_x0000_i1083" style="width:0;height:1.5pt" o:hralign="center" o:hrstd="t" o:hr="t" fillcolor="#a0a0a0" stroked="f"/>
         </w:pict>
       </w:r>
     </w:p>
@@ -6174,7 +5550,7 @@
     <w:p>
       <w:r>
         <w:pict w14:anchorId="7A125BAA">
-          <v:rect id="_x0000_i1548" style="width:0;height:1.5pt" o:hralign="center" o:hrstd="t" o:hr="t" fillcolor="#a0a0a0" stroked="f"/>
+          <v:rect id="_x0000_i1084" style="width:0;height:1.5pt" o:hralign="center" o:hrstd="t" o:hr="t" fillcolor="#a0a0a0" stroked="f"/>
         </w:pict>
       </w:r>
     </w:p>
@@ -6190,6 +5566,7 @@
           <w:b/>
           <w:bCs/>
         </w:rPr>
+        <w:lastRenderedPageBreak/>
         <w:t>4.1 BI Tasks</w:t>
       </w:r>
     </w:p>
@@ -6201,7 +5578,7 @@
     <w:p>
       <w:r>
         <w:pict w14:anchorId="2D538B96">
-          <v:rect id="_x0000_i1549" style="width:0;height:1.5pt" o:hralign="center" o:hrstd="t" o:hr="t" fillcolor="#a0a0a0" stroked="f"/>
+          <v:rect id="_x0000_i1085" style="width:0;height:1.5pt" o:hralign="center" o:hrstd="t" o:hr="t" fillcolor="#a0a0a0" stroked="f"/>
         </w:pict>
       </w:r>
     </w:p>
@@ -6234,7 +5611,7 @@
     <w:p>
       <w:r>
         <w:pict w14:anchorId="791EB2A9">
-          <v:rect id="_x0000_i1550" style="width:0;height:1.5pt" o:hralign="center" o:hrstd="t" o:hr="t" fillcolor="#a0a0a0" stroked="f"/>
+          <v:rect id="_x0000_i1086" style="width:0;height:1.5pt" o:hralign="center" o:hrstd="t" o:hr="t" fillcolor="#a0a0a0" stroked="f"/>
         </w:pict>
       </w:r>
     </w:p>
@@ -6267,7 +5644,7 @@
     <w:p>
       <w:r>
         <w:pict w14:anchorId="29B8EDF0">
-          <v:rect id="_x0000_i1551" style="width:0;height:1.5pt" o:hralign="center" o:hrstd="t" o:hr="t" fillcolor="#a0a0a0" stroked="f"/>
+          <v:rect id="_x0000_i1087" style="width:0;height:1.5pt" o:hralign="center" o:hrstd="t" o:hr="t" fillcolor="#a0a0a0" stroked="f"/>
         </w:pict>
       </w:r>
     </w:p>
@@ -6366,6 +5743,9 @@
             </m:e>
           </m:acc>
           <m:r>
+            <m:rPr>
+              <m:sty m:val="p"/>
+            </m:rPr>
             <w:br/>
           </m:r>
         </m:oMath>
@@ -6374,7 +5754,7 @@
     <w:p>
       <w:r>
         <w:pict w14:anchorId="368CE36F">
-          <v:rect id="_x0000_i1552" style="width:0;height:1.5pt" o:hralign="center" o:hrstd="t" o:hr="t" fillcolor="#a0a0a0" stroked="f"/>
+          <v:rect id="_x0000_i1088" style="width:0;height:1.5pt" o:hralign="center" o:hrstd="t" o:hr="t" fillcolor="#a0a0a0" stroked="f"/>
         </w:pict>
       </w:r>
     </w:p>
@@ -6440,7 +5820,7 @@
     <w:p>
       <w:r>
         <w:pict w14:anchorId="55FDEB98">
-          <v:rect id="_x0000_i1553" style="width:0;height:1.5pt" o:hralign="center" o:hrstd="t" o:hr="t" fillcolor="#a0a0a0" stroked="f"/>
+          <v:rect id="_x0000_i1089" style="width:0;height:1.5pt" o:hralign="center" o:hrstd="t" o:hr="t" fillcolor="#a0a0a0" stroked="f"/>
         </w:pict>
       </w:r>
     </w:p>
@@ -6495,7 +5875,7 @@
     <w:p>
       <w:r>
         <w:pict w14:anchorId="094410FF">
-          <v:rect id="_x0000_i1554" style="width:0;height:1.5pt" o:hralign="center" o:hrstd="t" o:hr="t" fillcolor="#a0a0a0" stroked="f"/>
+          <v:rect id="_x0000_i1090" style="width:0;height:1.5pt" o:hralign="center" o:hrstd="t" o:hr="t" fillcolor="#a0a0a0" stroked="f"/>
         </w:pict>
       </w:r>
     </w:p>
@@ -6517,7 +5897,7 @@
     <w:p>
       <w:r>
         <w:pict w14:anchorId="134CB3E5">
-          <v:rect id="_x0000_i1555" style="width:0;height:1.5pt" o:hralign="center" o:hrstd="t" o:hr="t" fillcolor="#a0a0a0" stroked="f"/>
+          <v:rect id="_x0000_i1091" style="width:0;height:1.5pt" o:hralign="center" o:hrstd="t" o:hr="t" fillcolor="#a0a0a0" stroked="f"/>
         </w:pict>
       </w:r>
     </w:p>
@@ -6582,7 +5962,7 @@
     <w:p>
       <w:r>
         <w:pict w14:anchorId="009E26F2">
-          <v:rect id="_x0000_i1556" style="width:0;height:1.5pt" o:hralign="center" o:hrstd="t" o:hr="t" fillcolor="#a0a0a0" stroked="f"/>
+          <v:rect id="_x0000_i1092" style="width:0;height:1.5pt" o:hralign="center" o:hrstd="t" o:hr="t" fillcolor="#a0a0a0" stroked="f"/>
         </w:pict>
       </w:r>
     </w:p>
@@ -6815,6 +6195,9 @@
             </m:den>
           </m:f>
           <m:r>
+            <m:rPr>
+              <m:sty m:val="p"/>
+            </m:rPr>
             <w:br/>
           </m:r>
         </m:oMath>
@@ -6823,7 +6206,7 @@
     <w:p>
       <w:r>
         <w:pict w14:anchorId="4E48C1B8">
-          <v:rect id="_x0000_i1557" style="width:0;height:1.5pt" o:hralign="center" o:hrstd="t" o:hr="t" fillcolor="#a0a0a0" stroked="f"/>
+          <v:rect id="_x0000_i1093" style="width:0;height:1.5pt" o:hralign="center" o:hrstd="t" o:hr="t" fillcolor="#a0a0a0" stroked="f"/>
         </w:pict>
       </w:r>
     </w:p>
@@ -6862,9 +6245,6 @@
             <m:t>Y=a+bX</m:t>
           </m:r>
           <m:r>
-            <w:rPr>
-              <w:i/>
-            </w:rPr>
             <w:br/>
           </m:r>
         </m:oMath>
@@ -6873,7 +6253,7 @@
     <w:p>
       <w:r>
         <w:pict w14:anchorId="583C8556">
-          <v:rect id="_x0000_i1558" style="width:0;height:1.5pt" o:hralign="center" o:hrstd="t" o:hr="t" fillcolor="#a0a0a0" stroked="f"/>
+          <v:rect id="_x0000_i1094" style="width:0;height:1.5pt" o:hralign="center" o:hrstd="t" o:hr="t" fillcolor="#a0a0a0" stroked="f"/>
         </w:pict>
       </w:r>
     </w:p>
@@ -6889,7 +6269,6 @@
           <w:b/>
           <w:bCs/>
         </w:rPr>
-        <w:lastRenderedPageBreak/>
         <w:t>4. Prescriptive Analysis</w:t>
       </w:r>
     </w:p>
@@ -6924,51 +6303,12 @@
             <m:t xml:space="preserve"> </m:t>
           </m:r>
           <m:r>
-            <m:rPr>
-              <m:nor/>
-            </m:rPr>
-            <w:tab/>
-          </m:r>
-          <m:r>
-            <m:rPr>
-              <m:nor/>
-            </m:rPr>
-            <w:tab/>
-          </m:r>
-          <m:r>
-            <m:rPr>
-              <m:nor/>
-            </m:rPr>
-            <w:tab/>
-          </m:r>
-          <m:r>
-            <m:rPr>
-              <m:nor/>
-            </m:rPr>
-            <w:tab/>
-          </m:r>
-          <m:r>
-            <m:rPr>
-              <m:nor/>
-            </m:rPr>
-            <w:tab/>
-          </m:r>
-          <m:r>
-            <m:rPr>
-              <m:nor/>
-            </m:rPr>
-            <w:tab/>
-          </m:r>
-          <m:r>
             <w:rPr>
               <w:rFonts w:ascii="Cambria Math" w:hAnsi="Cambria Math"/>
             </w:rPr>
             <m:t>Profit=Revenue-Cost</m:t>
           </m:r>
           <m:r>
-            <w:rPr>
-              <w:i/>
-            </w:rPr>
             <w:br/>
           </m:r>
         </m:oMath>
@@ -6982,7 +6322,7 @@
     <w:p>
       <w:r>
         <w:pict w14:anchorId="24D42337">
-          <v:rect id="_x0000_i1559" style="width:0;height:1.5pt" o:hralign="center" o:hrstd="t" o:hr="t" fillcolor="#a0a0a0" stroked="f"/>
+          <v:rect id="_x0000_i1095" style="width:0;height:1.5pt" o:hralign="center" o:hrstd="t" o:hr="t" fillcolor="#a0a0a0" stroked="f"/>
         </w:pict>
       </w:r>
     </w:p>
@@ -7258,7 +6598,7 @@
     <w:p>
       <w:r>
         <w:pict w14:anchorId="7957A8D4">
-          <v:rect id="_x0000_i1560" style="width:0;height:1.5pt" o:hralign="center" o:hrstd="t" o:hr="t" fillcolor="#a0a0a0" stroked="f"/>
+          <v:rect id="_x0000_i1096" style="width:0;height:1.5pt" o:hralign="center" o:hrstd="t" o:hr="t" fillcolor="#a0a0a0" stroked="f"/>
         </w:pict>
       </w:r>
     </w:p>
@@ -7307,6 +6647,7 @@
         </w:numPr>
       </w:pPr>
       <w:r>
+        <w:lastRenderedPageBreak/>
         <w:t>Improved forecasting</w:t>
       </w:r>
     </w:p>
@@ -7391,7 +6732,7 @@
     <w:p>
       <w:r>
         <w:pict w14:anchorId="7161AD12">
-          <v:rect id="_x0000_i1805" style="width:0;height:1.5pt" o:hralign="center" o:hrstd="t" o:hr="t" fillcolor="#a0a0a0" stroked="f"/>
+          <v:rect id="_x0000_i1097" style="width:0;height:1.5pt" o:hralign="center" o:hrstd="t" o:hr="t" fillcolor="#a0a0a0" stroked="f"/>
         </w:pict>
       </w:r>
     </w:p>
@@ -7433,7 +6774,7 @@
     <w:p>
       <w:r>
         <w:pict w14:anchorId="4B3981C7">
-          <v:rect id="_x0000_i1806" style="width:0;height:1.5pt" o:hralign="center" o:hrstd="t" o:hr="t" fillcolor="#a0a0a0" stroked="f"/>
+          <v:rect id="_x0000_i1098" style="width:0;height:1.5pt" o:hralign="center" o:hrstd="t" o:hr="t" fillcolor="#a0a0a0" stroked="f"/>
         </w:pict>
       </w:r>
     </w:p>
@@ -7465,7 +6806,7 @@
     <w:p>
       <w:r>
         <w:pict w14:anchorId="78347B0B">
-          <v:rect id="_x0000_i1807" style="width:0;height:1.5pt" o:hralign="center" o:hrstd="t" o:hr="t" fillcolor="#a0a0a0" stroked="f"/>
+          <v:rect id="_x0000_i1099" style="width:0;height:1.5pt" o:hralign="center" o:hrstd="t" o:hr="t" fillcolor="#a0a0a0" stroked="f"/>
         </w:pict>
       </w:r>
     </w:p>
@@ -7542,7 +6883,7 @@
     <w:p>
       <w:r>
         <w:pict w14:anchorId="10614757">
-          <v:rect id="_x0000_i1808" style="width:0;height:1.5pt" o:hralign="center" o:hrstd="t" o:hr="t" fillcolor="#a0a0a0" stroked="f"/>
+          <v:rect id="_x0000_i1100" style="width:0;height:1.5pt" o:hralign="center" o:hrstd="t" o:hr="t" fillcolor="#a0a0a0" stroked="f"/>
         </w:pict>
       </w:r>
     </w:p>
@@ -7613,7 +6954,7 @@
     <w:p>
       <w:r>
         <w:pict w14:anchorId="7EFA8F45">
-          <v:rect id="_x0000_i1809" style="width:0;height:1.5pt" o:hralign="center" o:hrstd="t" o:hr="t" fillcolor="#a0a0a0" stroked="f"/>
+          <v:rect id="_x0000_i1101" style="width:0;height:1.5pt" o:hralign="center" o:hrstd="t" o:hr="t" fillcolor="#a0a0a0" stroked="f"/>
         </w:pict>
       </w:r>
     </w:p>
@@ -7671,42 +7012,6 @@
               <m:nor/>
             </m:rPr>
             <m:t xml:space="preserve"> </m:t>
-          </m:r>
-          <m:r>
-            <m:rPr>
-              <m:nor/>
-            </m:rPr>
-            <w:tab/>
-          </m:r>
-          <m:r>
-            <m:rPr>
-              <m:nor/>
-            </m:rPr>
-            <w:tab/>
-          </m:r>
-          <m:r>
-            <m:rPr>
-              <m:nor/>
-            </m:rPr>
-            <w:tab/>
-          </m:r>
-          <m:r>
-            <m:rPr>
-              <m:nor/>
-            </m:rPr>
-            <w:tab/>
-          </m:r>
-          <m:r>
-            <m:rPr>
-              <m:nor/>
-            </m:rPr>
-            <w:tab/>
-          </m:r>
-          <m:r>
-            <m:rPr>
-              <m:nor/>
-            </m:rPr>
-            <w:tab/>
           </m:r>
           <m:r>
             <w:rPr>
@@ -7795,6 +7100,9 @@
             </m:sub>
           </m:sSub>
           <m:r>
+            <m:rPr>
+              <m:sty m:val="p"/>
+            </m:rPr>
             <w:br/>
           </m:r>
         </m:oMath>
@@ -7895,9 +7203,6 @@
             <m:t>≤b</m:t>
           </m:r>
           <m:r>
-            <w:rPr>
-              <w:i/>
-            </w:rPr>
             <w:br/>
           </m:r>
         </m:oMath>
@@ -8034,7 +7339,6 @@
           <w:rPr>
             <w:rFonts w:ascii="Cambria Math" w:hAnsi="Cambria Math"/>
           </w:rPr>
-          <w:lastRenderedPageBreak/>
           <m:t>b</m:t>
         </m:r>
       </m:oMath>
@@ -8072,7 +7376,7 @@
     <w:p>
       <w:r>
         <w:pict w14:anchorId="6D5752E2">
-          <v:rect id="_x0000_i1810" style="width:0;height:1.5pt" o:hralign="center" o:hrstd="t" o:hr="t" fillcolor="#a0a0a0" stroked="f"/>
+          <v:rect id="_x0000_i1102" style="width:0;height:1.5pt" o:hralign="center" o:hrstd="t" o:hr="t" fillcolor="#a0a0a0" stroked="f"/>
         </w:pict>
       </w:r>
     </w:p>
@@ -8162,6 +7466,9 @@
             </m:sub>
           </m:sSub>
           <m:r>
+            <m:rPr>
+              <m:sty m:val="p"/>
+            </m:rPr>
             <w:br/>
           </m:r>
         </m:oMath>
@@ -8197,7 +7504,7 @@
     <w:p>
       <w:r>
         <w:pict w14:anchorId="4A139C04">
-          <v:rect id="_x0000_i1811" style="width:0;height:1.5pt" o:hralign="center" o:hrstd="t" o:hr="t" fillcolor="#a0a0a0" stroked="f"/>
+          <v:rect id="_x0000_i1103" style="width:0;height:1.5pt" o:hralign="center" o:hrstd="t" o:hr="t" fillcolor="#a0a0a0" stroked="f"/>
         </w:pict>
       </w:r>
     </w:p>
@@ -8283,6 +7590,7 @@
         </w:numPr>
       </w:pPr>
       <w:r>
+        <w:lastRenderedPageBreak/>
         <w:t>Expensive implementation</w:t>
       </w:r>
     </w:p>
@@ -8311,7 +7619,7 @@
     <w:p>
       <w:r>
         <w:pict w14:anchorId="6D551F4A">
-          <v:rect id="_x0000_i1812" style="width:0;height:1.5pt" o:hralign="center" o:hrstd="t" o:hr="t" fillcolor="#a0a0a0" stroked="f"/>
+          <v:rect id="_x0000_i1104" style="width:0;height:1.5pt" o:hralign="center" o:hrstd="t" o:hr="t" fillcolor="#a0a0a0" stroked="f"/>
         </w:pict>
       </w:r>
     </w:p>
@@ -8348,7 +7656,7 @@
     <w:p>
       <w:r>
         <w:pict w14:anchorId="759E51EA">
-          <v:rect id="_x0000_i1813" style="width:0;height:1.5pt" o:hralign="center" o:hrstd="t" o:hr="t" fillcolor="#a0a0a0" stroked="f"/>
+          <v:rect id="_x0000_i1105" style="width:0;height:1.5pt" o:hralign="center" o:hrstd="t" o:hr="t" fillcolor="#a0a0a0" stroked="f"/>
         </w:pict>
       </w:r>
     </w:p>
@@ -8588,7 +7896,7 @@
     <w:p>
       <w:r>
         <w:pict w14:anchorId="55B97DE9">
-          <v:rect id="_x0000_i1814" style="width:0;height:1.5pt" o:hralign="center" o:hrstd="t" o:hr="t" fillcolor="#a0a0a0" stroked="f"/>
+          <v:rect id="_x0000_i1106" style="width:0;height:1.5pt" o:hralign="center" o:hrstd="t" o:hr="t" fillcolor="#a0a0a0" stroked="f"/>
         </w:pict>
       </w:r>
     </w:p>
@@ -8610,7 +7918,7 @@
     <w:p>
       <w:r>
         <w:pict w14:anchorId="48202FE2">
-          <v:rect id="_x0000_i1815" style="width:0;height:1.5pt" o:hralign="center" o:hrstd="t" o:hr="t" fillcolor="#a0a0a0" stroked="f"/>
+          <v:rect id="_x0000_i1107" style="width:0;height:1.5pt" o:hralign="center" o:hrstd="t" o:hr="t" fillcolor="#a0a0a0" stroked="f"/>
         </w:pict>
       </w:r>
     </w:p>
@@ -8665,7 +7973,7 @@
     <w:p>
       <w:r>
         <w:pict w14:anchorId="15D9BB95">
-          <v:rect id="_x0000_i1816" style="width:0;height:1.5pt" o:hralign="center" o:hrstd="t" o:hr="t" fillcolor="#a0a0a0" stroked="f"/>
+          <v:rect id="_x0000_i1108" style="width:0;height:1.5pt" o:hralign="center" o:hrstd="t" o:hr="t" fillcolor="#a0a0a0" stroked="f"/>
         </w:pict>
       </w:r>
     </w:p>
@@ -8720,7 +8028,7 @@
     <w:p>
       <w:r>
         <w:pict w14:anchorId="5CFE0BBC">
-          <v:rect id="_x0000_i1817" style="width:0;height:1.5pt" o:hralign="center" o:hrstd="t" o:hr="t" fillcolor="#a0a0a0" stroked="f"/>
+          <v:rect id="_x0000_i1109" style="width:0;height:1.5pt" o:hralign="center" o:hrstd="t" o:hr="t" fillcolor="#a0a0a0" stroked="f"/>
         </w:pict>
       </w:r>
     </w:p>
@@ -8775,7 +8083,7 @@
     <w:p>
       <w:r>
         <w:pict w14:anchorId="19150583">
-          <v:rect id="_x0000_i1818" style="width:0;height:1.5pt" o:hralign="center" o:hrstd="t" o:hr="t" fillcolor="#a0a0a0" stroked="f"/>
+          <v:rect id="_x0000_i1110" style="width:0;height:1.5pt" o:hralign="center" o:hrstd="t" o:hr="t" fillcolor="#a0a0a0" stroked="f"/>
         </w:pict>
       </w:r>
     </w:p>
@@ -8830,7 +8138,7 @@
     <w:p>
       <w:r>
         <w:pict w14:anchorId="568140BD">
-          <v:rect id="_x0000_i1819" style="width:0;height:1.5pt" o:hralign="center" o:hrstd="t" o:hr="t" fillcolor="#a0a0a0" stroked="f"/>
+          <v:rect id="_x0000_i1111" style="width:0;height:1.5pt" o:hralign="center" o:hrstd="t" o:hr="t" fillcolor="#a0a0a0" stroked="f"/>
         </w:pict>
       </w:r>
     </w:p>
@@ -8855,19 +8163,14 @@
       </w:r>
     </w:p>
     <w:p>
-      <w:proofErr w:type="gramStart"/>
-      <w:r>
-        <w:t>Lower level</w:t>
-      </w:r>
-      <w:proofErr w:type="gramEnd"/>
-      <w:r>
-        <w:t xml:space="preserve"> systems provide data to higher-level decision systems.</w:t>
+      <w:r>
+        <w:t>Lower level systems provide data to higher-level decision systems.</w:t>
       </w:r>
     </w:p>
     <w:p>
       <w:r>
         <w:pict w14:anchorId="379D7DCF">
-          <v:rect id="_x0000_i1820" style="width:0;height:1.5pt" o:hralign="center" o:hrstd="t" o:hr="t" fillcolor="#a0a0a0" stroked="f"/>
+          <v:rect id="_x0000_i1112" style="width:0;height:1.5pt" o:hralign="center" o:hrstd="t" o:hr="t" fillcolor="#a0a0a0" stroked="f"/>
         </w:pict>
       </w:r>
     </w:p>
@@ -8907,42 +8210,6 @@
             <m:t xml:space="preserve"> </m:t>
           </m:r>
           <m:r>
-            <m:rPr>
-              <m:nor/>
-            </m:rPr>
-            <w:tab/>
-          </m:r>
-          <m:r>
-            <m:rPr>
-              <m:nor/>
-            </m:rPr>
-            <w:tab/>
-          </m:r>
-          <m:r>
-            <m:rPr>
-              <m:nor/>
-            </m:rPr>
-            <w:tab/>
-          </m:r>
-          <m:r>
-            <m:rPr>
-              <m:nor/>
-            </m:rPr>
-            <w:tab/>
-          </m:r>
-          <m:r>
-            <m:rPr>
-              <m:nor/>
-            </m:rPr>
-            <w:tab/>
-          </m:r>
-          <m:r>
-            <m:rPr>
-              <m:nor/>
-            </m:rPr>
-            <w:tab/>
-          </m:r>
-          <m:r>
             <w:rPr>
               <w:rFonts w:ascii="Cambria Math" w:hAnsi="Cambria Math"/>
             </w:rPr>
@@ -8953,42 +8220,6 @@
               <m:nor/>
             </m:rPr>
             <m:t xml:space="preserve"> </m:t>
-          </m:r>
-          <m:r>
-            <m:rPr>
-              <m:nor/>
-            </m:rPr>
-            <w:tab/>
-          </m:r>
-          <m:r>
-            <m:rPr>
-              <m:nor/>
-            </m:rPr>
-            <w:tab/>
-          </m:r>
-          <m:r>
-            <m:rPr>
-              <m:nor/>
-            </m:rPr>
-            <w:tab/>
-          </m:r>
-          <m:r>
-            <m:rPr>
-              <m:nor/>
-            </m:rPr>
-            <w:tab/>
-          </m:r>
-          <m:r>
-            <m:rPr>
-              <m:nor/>
-            </m:rPr>
-            <w:tab/>
-          </m:r>
-          <m:r>
-            <m:rPr>
-              <m:nor/>
-            </m:rPr>
-            <w:tab/>
           </m:r>
           <m:r>
             <w:rPr>
@@ -9018,54 +8249,6 @@
                 <m:t xml:space="preserve"> </m:t>
               </m:r>
               <m:r>
-                <m:rPr>
-                  <m:nor/>
-                </m:rPr>
-                <w:tab/>
-              </m:r>
-              <m:r>
-                <m:rPr>
-                  <m:nor/>
-                </m:rPr>
-                <w:tab/>
-              </m:r>
-              <m:r>
-                <m:rPr>
-                  <m:nor/>
-                </m:rPr>
-                <w:tab/>
-              </m:r>
-              <m:r>
-                <m:rPr>
-                  <m:nor/>
-                </m:rPr>
-                <w:tab/>
-              </m:r>
-              <m:r>
-                <m:rPr>
-                  <m:nor/>
-                </m:rPr>
-                <w:tab/>
-              </m:r>
-              <m:r>
-                <m:rPr>
-                  <m:nor/>
-                </m:rPr>
-                <w:tab/>
-              </m:r>
-              <m:r>
-                <m:rPr>
-                  <m:nor/>
-                </m:rPr>
-                <w:tab/>
-              </m:r>
-              <m:r>
-                <m:rPr>
-                  <m:nor/>
-                </m:rPr>
-                <w:tab/>
-              </m:r>
-              <m:r>
                 <w:rPr>
                   <w:rFonts w:ascii="Cambria Math" w:hAnsi="Cambria Math"/>
                 </w:rPr>
@@ -9086,54 +8269,6 @@
                 <m:t xml:space="preserve"> </m:t>
               </m:r>
               <m:r>
-                <m:rPr>
-                  <m:nor/>
-                </m:rPr>
-                <w:tab/>
-              </m:r>
-              <m:r>
-                <m:rPr>
-                  <m:nor/>
-                </m:rPr>
-                <w:tab/>
-              </m:r>
-              <m:r>
-                <m:rPr>
-                  <m:nor/>
-                </m:rPr>
-                <w:tab/>
-              </m:r>
-              <m:r>
-                <m:rPr>
-                  <m:nor/>
-                </m:rPr>
-                <w:tab/>
-              </m:r>
-              <m:r>
-                <m:rPr>
-                  <m:nor/>
-                </m:rPr>
-                <w:tab/>
-              </m:r>
-              <m:r>
-                <m:rPr>
-                  <m:nor/>
-                </m:rPr>
-                <w:tab/>
-              </m:r>
-              <m:r>
-                <m:rPr>
-                  <m:nor/>
-                </m:rPr>
-                <w:tab/>
-              </m:r>
-              <m:r>
-                <m:rPr>
-                  <m:nor/>
-                </m:rPr>
-                <w:tab/>
-              </m:r>
-              <m:r>
                 <w:rPr>
                   <w:rFonts w:ascii="Cambria Math" w:hAnsi="Cambria Math"/>
                 </w:rPr>
@@ -9146,54 +8281,6 @@
                 <m:t xml:space="preserve"> </m:t>
               </m:r>
               <m:r>
-                <m:rPr>
-                  <m:nor/>
-                </m:rPr>
-                <w:tab/>
-              </m:r>
-              <m:r>
-                <m:rPr>
-                  <m:nor/>
-                </m:rPr>
-                <w:tab/>
-              </m:r>
-              <m:r>
-                <m:rPr>
-                  <m:nor/>
-                </m:rPr>
-                <w:tab/>
-              </m:r>
-              <m:r>
-                <m:rPr>
-                  <m:nor/>
-                </m:rPr>
-                <w:tab/>
-              </m:r>
-              <m:r>
-                <m:rPr>
-                  <m:nor/>
-                </m:rPr>
-                <w:tab/>
-              </m:r>
-              <m:r>
-                <m:rPr>
-                  <m:nor/>
-                </m:rPr>
-                <w:tab/>
-              </m:r>
-              <m:r>
-                <m:rPr>
-                  <m:nor/>
-                </m:rPr>
-                <w:tab/>
-              </m:r>
-              <m:r>
-                <m:rPr>
-                  <m:nor/>
-                </m:rPr>
-                <w:tab/>
-              </m:r>
-              <m:r>
                 <w:rPr>
                   <w:rFonts w:ascii="Cambria Math" w:hAnsi="Cambria Math"/>
                 </w:rPr>
@@ -9202,6 +8289,9 @@
             </m:den>
           </m:f>
           <m:r>
+            <m:rPr>
+              <m:sty m:val="p"/>
+            </m:rPr>
             <w:br/>
           </m:r>
         </m:oMath>
@@ -9215,7 +8305,7 @@
     <w:p>
       <w:r>
         <w:pict w14:anchorId="2FF03E4D">
-          <v:rect id="_x0000_i1821" style="width:0;height:1.5pt" o:hralign="center" o:hrstd="t" o:hr="t" fillcolor="#a0a0a0" stroked="f"/>
+          <v:rect id="_x0000_i1113" style="width:0;height:1.5pt" o:hralign="center" o:hrstd="t" o:hr="t" fillcolor="#a0a0a0" stroked="f"/>
         </w:pict>
       </w:r>
     </w:p>
@@ -9242,213 +8332,213 @@
         </w:numPr>
       </w:pPr>
       <w:r>
+        <w:t>Structured information flow</w:t>
+      </w:r>
+    </w:p>
+    <w:p>
+      <w:pPr>
+        <w:numPr>
+          <w:ilvl w:val="0"/>
+          <w:numId w:val="68"/>
+        </w:numPr>
+      </w:pPr>
+      <w:r>
+        <w:t>Supports all management levels</w:t>
+      </w:r>
+    </w:p>
+    <w:p>
+      <w:pPr>
+        <w:numPr>
+          <w:ilvl w:val="0"/>
+          <w:numId w:val="68"/>
+        </w:numPr>
+      </w:pPr>
+      <w:r>
+        <w:t>Improves decision coordination</w:t>
+      </w:r>
+    </w:p>
+    <w:p>
+      <w:pPr>
+        <w:rPr>
+          <w:b/>
+          <w:bCs/>
+        </w:rPr>
+      </w:pPr>
+      <w:r>
+        <w:rPr>
+          <w:b/>
+          <w:bCs/>
+        </w:rPr>
+        <w:t>2.6 Disadvantages</w:t>
+      </w:r>
+    </w:p>
+    <w:p>
+      <w:pPr>
+        <w:numPr>
+          <w:ilvl w:val="0"/>
+          <w:numId w:val="69"/>
+        </w:numPr>
+      </w:pPr>
+      <w:r>
+        <w:t>Integration complexity</w:t>
+      </w:r>
+    </w:p>
+    <w:p>
+      <w:pPr>
+        <w:numPr>
+          <w:ilvl w:val="0"/>
+          <w:numId w:val="69"/>
+        </w:numPr>
+      </w:pPr>
+      <w:r>
+        <w:t>High system maintenance cost</w:t>
+      </w:r>
+    </w:p>
+    <w:p>
+      <w:r>
+        <w:pict w14:anchorId="2E92CA1E">
+          <v:rect id="_x0000_i1114" style="width:0;height:1.5pt" o:hralign="center" o:hrstd="t" o:hr="t" fillcolor="#a0a0a0" stroked="f"/>
+        </w:pict>
+      </w:r>
+    </w:p>
+    <w:p>
+      <w:pPr>
+        <w:rPr>
+          <w:b/>
+          <w:bCs/>
+        </w:rPr>
+      </w:pPr>
+      <w:r>
+        <w:rPr>
+          <w:b/>
+          <w:bCs/>
+        </w:rPr>
+        <w:t>3️</w:t>
+      </w:r>
+      <w:r>
+        <w:rPr>
+          <w:rFonts w:ascii="Segoe UI Symbol" w:hAnsi="Segoe UI Symbol" w:cs="Segoe UI Symbol"/>
+          <w:b/>
+          <w:bCs/>
+        </w:rPr>
+        <w:t>⃣</w:t>
+      </w:r>
+      <w:r>
+        <w:rPr>
+          <w:b/>
+          <w:bCs/>
+        </w:rPr>
+        <w:t xml:space="preserve"> Simon’s Decision-Making Process</w:t>
+      </w:r>
+    </w:p>
+    <w:p>
+      <w:r>
+        <w:pict w14:anchorId="5060B8F0">
+          <v:rect id="_x0000_i1115" style="width:0;height:1.5pt" o:hralign="center" o:hrstd="t" o:hr="t" fillcolor="#a0a0a0" stroked="f"/>
+        </w:pict>
+      </w:r>
+    </w:p>
+    <w:p>
+      <w:pPr>
+        <w:rPr>
+          <w:b/>
+          <w:bCs/>
+        </w:rPr>
+      </w:pPr>
+      <w:r>
+        <w:rPr>
+          <w:b/>
+          <w:bCs/>
+        </w:rPr>
+        <w:t>3.1 Introduction</w:t>
+      </w:r>
+    </w:p>
+    <w:p>
+      <w:r>
+        <w:t>Herbert A. Simon proposed a systematic decision-making model consisting of phases.</w:t>
+      </w:r>
+    </w:p>
+    <w:p>
+      <w:r>
+        <w:t>He divided decision-making into four stages.</w:t>
+      </w:r>
+    </w:p>
+    <w:p>
+      <w:r>
+        <w:pict w14:anchorId="29A3B970">
+          <v:rect id="_x0000_i1116" style="width:0;height:1.5pt" o:hralign="center" o:hrstd="t" o:hr="t" fillcolor="#a0a0a0" stroked="f"/>
+        </w:pict>
+      </w:r>
+    </w:p>
+    <w:p>
+      <w:pPr>
+        <w:rPr>
+          <w:b/>
+          <w:bCs/>
+        </w:rPr>
+      </w:pPr>
+      <w:r>
+        <w:rPr>
+          <w:b/>
+          <w:bCs/>
+        </w:rPr>
+        <w:t>3.2 Phases of Simon’s Model</w:t>
+      </w:r>
+    </w:p>
+    <w:p>
+      <w:r>
+        <w:pict w14:anchorId="090DC6E5">
+          <v:rect id="_x0000_i1117" style="width:0;height:1.5pt" o:hralign="center" o:hrstd="t" o:hr="t" fillcolor="#a0a0a0" stroked="f"/>
+        </w:pict>
+      </w:r>
+    </w:p>
+    <w:p>
+      <w:pPr>
+        <w:rPr>
+          <w:b/>
+          <w:bCs/>
+        </w:rPr>
+      </w:pPr>
+      <w:r>
+        <w:rPr>
+          <w:b/>
+          <w:bCs/>
+        </w:rPr>
+        <w:t>1. Intelligence Phase</w:t>
+      </w:r>
+    </w:p>
+    <w:p>
+      <w:pPr>
+        <w:numPr>
+          <w:ilvl w:val="0"/>
+          <w:numId w:val="70"/>
+        </w:numPr>
+      </w:pPr>
+      <w:r>
+        <w:t>Identify problem</w:t>
+      </w:r>
+    </w:p>
+    <w:p>
+      <w:pPr>
+        <w:numPr>
+          <w:ilvl w:val="0"/>
+          <w:numId w:val="70"/>
+        </w:numPr>
+      </w:pPr>
+      <w:r>
+        <w:t>Collect data</w:t>
+      </w:r>
+    </w:p>
+    <w:p>
+      <w:pPr>
+        <w:numPr>
+          <w:ilvl w:val="0"/>
+          <w:numId w:val="70"/>
+        </w:numPr>
+      </w:pPr>
+      <w:proofErr w:type="spellStart"/>
+      <w:r>
         <w:lastRenderedPageBreak/>
-        <w:t>Structured information flow</w:t>
-      </w:r>
-    </w:p>
-    <w:p>
-      <w:pPr>
-        <w:numPr>
-          <w:ilvl w:val="0"/>
-          <w:numId w:val="68"/>
-        </w:numPr>
-      </w:pPr>
-      <w:r>
-        <w:t>Supports all management levels</w:t>
-      </w:r>
-    </w:p>
-    <w:p>
-      <w:pPr>
-        <w:numPr>
-          <w:ilvl w:val="0"/>
-          <w:numId w:val="68"/>
-        </w:numPr>
-      </w:pPr>
-      <w:r>
-        <w:t>Improves decision coordination</w:t>
-      </w:r>
-    </w:p>
-    <w:p>
-      <w:pPr>
-        <w:rPr>
-          <w:b/>
-          <w:bCs/>
-        </w:rPr>
-      </w:pPr>
-      <w:r>
-        <w:rPr>
-          <w:b/>
-          <w:bCs/>
-        </w:rPr>
-        <w:t>2.6 Disadvantages</w:t>
-      </w:r>
-    </w:p>
-    <w:p>
-      <w:pPr>
-        <w:numPr>
-          <w:ilvl w:val="0"/>
-          <w:numId w:val="69"/>
-        </w:numPr>
-      </w:pPr>
-      <w:r>
-        <w:t>Integration complexity</w:t>
-      </w:r>
-    </w:p>
-    <w:p>
-      <w:pPr>
-        <w:numPr>
-          <w:ilvl w:val="0"/>
-          <w:numId w:val="69"/>
-        </w:numPr>
-      </w:pPr>
-      <w:r>
-        <w:t>High system maintenance cost</w:t>
-      </w:r>
-    </w:p>
-    <w:p>
-      <w:r>
-        <w:pict w14:anchorId="2E92CA1E">
-          <v:rect id="_x0000_i1822" style="width:0;height:1.5pt" o:hralign="center" o:hrstd="t" o:hr="t" fillcolor="#a0a0a0" stroked="f"/>
-        </w:pict>
-      </w:r>
-    </w:p>
-    <w:p>
-      <w:pPr>
-        <w:rPr>
-          <w:b/>
-          <w:bCs/>
-        </w:rPr>
-      </w:pPr>
-      <w:r>
-        <w:rPr>
-          <w:b/>
-          <w:bCs/>
-        </w:rPr>
-        <w:t>3️</w:t>
-      </w:r>
-      <w:r>
-        <w:rPr>
-          <w:rFonts w:ascii="Segoe UI Symbol" w:hAnsi="Segoe UI Symbol" w:cs="Segoe UI Symbol"/>
-          <w:b/>
-          <w:bCs/>
-        </w:rPr>
-        <w:t>⃣</w:t>
-      </w:r>
-      <w:r>
-        <w:rPr>
-          <w:b/>
-          <w:bCs/>
-        </w:rPr>
-        <w:t xml:space="preserve"> Simon’s Decision-Making Process</w:t>
-      </w:r>
-    </w:p>
-    <w:p>
-      <w:r>
-        <w:pict w14:anchorId="5060B8F0">
-          <v:rect id="_x0000_i1823" style="width:0;height:1.5pt" o:hralign="center" o:hrstd="t" o:hr="t" fillcolor="#a0a0a0" stroked="f"/>
-        </w:pict>
-      </w:r>
-    </w:p>
-    <w:p>
-      <w:pPr>
-        <w:rPr>
-          <w:b/>
-          <w:bCs/>
-        </w:rPr>
-      </w:pPr>
-      <w:r>
-        <w:rPr>
-          <w:b/>
-          <w:bCs/>
-        </w:rPr>
-        <w:t>3.1 Introduction</w:t>
-      </w:r>
-    </w:p>
-    <w:p>
-      <w:r>
-        <w:t>Herbert A. Simon proposed a systematic decision-making model consisting of phases.</w:t>
-      </w:r>
-    </w:p>
-    <w:p>
-      <w:r>
-        <w:t>He divided decision-making into four stages.</w:t>
-      </w:r>
-    </w:p>
-    <w:p>
-      <w:r>
-        <w:pict w14:anchorId="29A3B970">
-          <v:rect id="_x0000_i1824" style="width:0;height:1.5pt" o:hralign="center" o:hrstd="t" o:hr="t" fillcolor="#a0a0a0" stroked="f"/>
-        </w:pict>
-      </w:r>
-    </w:p>
-    <w:p>
-      <w:pPr>
-        <w:rPr>
-          <w:b/>
-          <w:bCs/>
-        </w:rPr>
-      </w:pPr>
-      <w:r>
-        <w:rPr>
-          <w:b/>
-          <w:bCs/>
-        </w:rPr>
-        <w:t>3.2 Phases of Simon’s Model</w:t>
-      </w:r>
-    </w:p>
-    <w:p>
-      <w:r>
-        <w:pict w14:anchorId="090DC6E5">
-          <v:rect id="_x0000_i1825" style="width:0;height:1.5pt" o:hralign="center" o:hrstd="t" o:hr="t" fillcolor="#a0a0a0" stroked="f"/>
-        </w:pict>
-      </w:r>
-    </w:p>
-    <w:p>
-      <w:pPr>
-        <w:rPr>
-          <w:b/>
-          <w:bCs/>
-        </w:rPr>
-      </w:pPr>
-      <w:r>
-        <w:rPr>
-          <w:b/>
-          <w:bCs/>
-        </w:rPr>
-        <w:t>1. Intelligence Phase</w:t>
-      </w:r>
-    </w:p>
-    <w:p>
-      <w:pPr>
-        <w:numPr>
-          <w:ilvl w:val="0"/>
-          <w:numId w:val="70"/>
-        </w:numPr>
-      </w:pPr>
-      <w:r>
-        <w:t>Identify problem</w:t>
-      </w:r>
-    </w:p>
-    <w:p>
-      <w:pPr>
-        <w:numPr>
-          <w:ilvl w:val="0"/>
-          <w:numId w:val="70"/>
-        </w:numPr>
-      </w:pPr>
-      <w:r>
-        <w:t>Collect data</w:t>
-      </w:r>
-    </w:p>
-    <w:p>
-      <w:pPr>
-        <w:numPr>
-          <w:ilvl w:val="0"/>
-          <w:numId w:val="70"/>
-        </w:numPr>
-      </w:pPr>
-      <w:proofErr w:type="spellStart"/>
-      <w:r>
         <w:t>Analyze</w:t>
       </w:r>
       <w:proofErr w:type="spellEnd"/>
@@ -9468,7 +8558,7 @@
     <w:p>
       <w:r>
         <w:pict w14:anchorId="7094046C">
-          <v:rect id="_x0000_i1826" style="width:0;height:1.5pt" o:hralign="center" o:hrstd="t" o:hr="t" fillcolor="#a0a0a0" stroked="f"/>
+          <v:rect id="_x0000_i1118" style="width:0;height:1.5pt" o:hralign="center" o:hrstd="t" o:hr="t" fillcolor="#a0a0a0" stroked="f"/>
         </w:pict>
       </w:r>
     </w:p>
@@ -9537,7 +8627,7 @@
     <w:p>
       <w:r>
         <w:pict w14:anchorId="797A9D24">
-          <v:rect id="_x0000_i1827" style="width:0;height:1.5pt" o:hralign="center" o:hrstd="t" o:hr="t" fillcolor="#a0a0a0" stroked="f"/>
+          <v:rect id="_x0000_i1119" style="width:0;height:1.5pt" o:hralign="center" o:hrstd="t" o:hr="t" fillcolor="#a0a0a0" stroked="f"/>
         </w:pict>
       </w:r>
     </w:p>
@@ -9708,6 +8798,9 @@
             </m:sub>
           </m:sSub>
           <m:r>
+            <m:rPr>
+              <m:sty m:val="p"/>
+            </m:rPr>
             <w:br/>
           </m:r>
         </m:oMath>
@@ -9721,7 +8814,7 @@
     <w:p>
       <w:r>
         <w:pict w14:anchorId="6FEB5C4C">
-          <v:rect id="_x0000_i1828" style="width:0;height:1.5pt" o:hralign="center" o:hrstd="t" o:hr="t" fillcolor="#a0a0a0" stroked="f"/>
+          <v:rect id="_x0000_i1120" style="width:0;height:1.5pt" o:hralign="center" o:hrstd="t" o:hr="t" fillcolor="#a0a0a0" stroked="f"/>
         </w:pict>
       </w:r>
     </w:p>
@@ -9776,7 +8869,7 @@
     <w:p>
       <w:r>
         <w:pict w14:anchorId="3340B0F1">
-          <v:rect id="_x0000_i1829" style="width:0;height:1.5pt" o:hralign="center" o:hrstd="t" o:hr="t" fillcolor="#a0a0a0" stroked="f"/>
+          <v:rect id="_x0000_i1121" style="width:0;height:1.5pt" o:hralign="center" o:hrstd="t" o:hr="t" fillcolor="#a0a0a0" stroked="f"/>
         </w:pict>
       </w:r>
     </w:p>
@@ -9811,7 +8904,7 @@
     <w:p>
       <w:r>
         <w:pict w14:anchorId="53D0E597">
-          <v:rect id="_x0000_i1830" style="width:0;height:1.5pt" o:hralign="center" o:hrstd="t" o:hr="t" fillcolor="#a0a0a0" stroked="f"/>
+          <v:rect id="_x0000_i1122" style="width:0;height:1.5pt" o:hralign="center" o:hrstd="t" o:hr="t" fillcolor="#a0a0a0" stroked="f"/>
         </w:pict>
       </w:r>
     </w:p>
@@ -9866,7 +8959,7 @@
     <w:p>
       <w:r>
         <w:pict w14:anchorId="1004BC1B">
-          <v:rect id="_x0000_i1831" style="width:0;height:1.5pt" o:hralign="center" o:hrstd="t" o:hr="t" fillcolor="#a0a0a0" stroked="f"/>
+          <v:rect id="_x0000_i1123" style="width:0;height:1.5pt" o:hralign="center" o:hrstd="t" o:hr="t" fillcolor="#a0a0a0" stroked="f"/>
         </w:pict>
       </w:r>
     </w:p>
@@ -9963,7 +9056,7 @@
     <w:p>
       <w:r>
         <w:pict w14:anchorId="20B12104">
-          <v:rect id="_x0000_i1832" style="width:0;height:1.5pt" o:hralign="center" o:hrstd="t" o:hr="t" fillcolor="#a0a0a0" stroked="f"/>
+          <v:rect id="_x0000_i1124" style="width:0;height:1.5pt" o:hralign="center" o:hrstd="t" o:hr="t" fillcolor="#a0a0a0" stroked="f"/>
         </w:pict>
       </w:r>
     </w:p>
@@ -10000,7 +9093,7 @@
     <w:p>
       <w:r>
         <w:pict w14:anchorId="464C5BB0">
-          <v:rect id="_x0000_i1833" style="width:0;height:1.5pt" o:hralign="center" o:hrstd="t" o:hr="t" fillcolor="#a0a0a0" stroked="f"/>
+          <v:rect id="_x0000_i1125" style="width:0;height:1.5pt" o:hralign="center" o:hrstd="t" o:hr="t" fillcolor="#a0a0a0" stroked="f"/>
         </w:pict>
       </w:r>
     </w:p>
@@ -10043,7 +9136,6 @@
         </w:numPr>
       </w:pPr>
       <w:r>
-        <w:lastRenderedPageBreak/>
         <w:t xml:space="preserve">DSS focuses on analytical </w:t>
       </w:r>
       <w:proofErr w:type="spellStart"/>
@@ -10058,7 +9150,7 @@
     <w:p>
       <w:r>
         <w:pict w14:anchorId="7A66427B">
-          <v:rect id="_x0000_i1834" style="width:0;height:1.5pt" o:hralign="center" o:hrstd="t" o:hr="t" fillcolor="#a0a0a0" stroked="f"/>
+          <v:rect id="_x0000_i1126" style="width:0;height:1.5pt" o:hralign="center" o:hrstd="t" o:hr="t" fillcolor="#a0a0a0" stroked="f"/>
         </w:pict>
       </w:r>
     </w:p>
@@ -10339,7 +9431,7 @@
     <w:p>
       <w:r>
         <w:pict w14:anchorId="401156D4">
-          <v:rect id="_x0000_i1835" style="width:0;height:1.5pt" o:hralign="center" o:hrstd="t" o:hr="t" fillcolor="#a0a0a0" stroked="f"/>
+          <v:rect id="_x0000_i1127" style="width:0;height:1.5pt" o:hralign="center" o:hrstd="t" o:hr="t" fillcolor="#a0a0a0" stroked="f"/>
         </w:pict>
       </w:r>
     </w:p>
@@ -10436,8 +9528,9 @@
     </w:p>
     <w:p>
       <w:r>
+        <w:lastRenderedPageBreak/>
         <w:pict w14:anchorId="743CDD74">
-          <v:rect id="_x0000_i1836" style="width:0;height:1.5pt" o:hralign="center" o:hrstd="t" o:hr="t" fillcolor="#a0a0a0" stroked="f"/>
+          <v:rect id="_x0000_i1128" style="width:0;height:1.5pt" o:hralign="center" o:hrstd="t" o:hr="t" fillcolor="#a0a0a0" stroked="f"/>
         </w:pict>
       </w:r>
     </w:p>
@@ -10488,7 +9581,7 @@
     <w:p>
       <w:r>
         <w:pict w14:anchorId="5E088E32">
-          <v:rect id="_x0000_i1837" style="width:0;height:1.5pt" o:hralign="center" o:hrstd="t" o:hr="t" fillcolor="#a0a0a0" stroked="f"/>
+          <v:rect id="_x0000_i1129" style="width:0;height:1.5pt" o:hralign="center" o:hrstd="t" o:hr="t" fillcolor="#a0a0a0" stroked="f"/>
         </w:pict>
       </w:r>
     </w:p>
@@ -10569,7 +9662,7 @@
     <w:p>
       <w:r>
         <w:pict w14:anchorId="0943F31A">
-          <v:rect id="_x0000_i1838" style="width:0;height:1.5pt" o:hralign="center" o:hrstd="t" o:hr="t" fillcolor="#a0a0a0" stroked="f"/>
+          <v:rect id="_x0000_i1130" style="width:0;height:1.5pt" o:hralign="center" o:hrstd="t" o:hr="t" fillcolor="#a0a0a0" stroked="f"/>
         </w:pict>
       </w:r>
     </w:p>
@@ -23797,6 +22890,7 @@
   <w:style w:type="character" w:default="1" w:styleId="DefaultParagraphFont">
     <w:name w:val="Default Paragraph Font"/>
     <w:uiPriority w:val="1"/>
+    <w:semiHidden/>
     <w:unhideWhenUsed/>
   </w:style>
   <w:style w:type="table" w:default="1" w:styleId="TableNormal">
